--- a/Reference-Material/reference/acrme_plain_english_walkthrough.docx
+++ b/Reference-Material/reference/acrme_plain_english_walkthrough.docx
@@ -146,22 +146,62 @@
         <w:t xml:space="preserve"> </w:t>
       </w:r>
       <w:r>
-        <w:t xml:space="preserve">The geography-aware region model (US three-region; EU/Australia/Asia Pacific/Middle East two-region with CVAL+DR co-located per PLC-010a; Middle East</w:t>
-      </w:r>
-      <w:r>
-        <w:t xml:space="preserve"> </w:t>
-      </w:r>
-      <w:r>
-        <w:rPr>
-          <w:rStyle w:val="VerbatimChar"/>
-        </w:rPr>
-        <w:t xml:space="preserve">DR_NOT_OFFERED</w:t>
-      </w:r>
-      <w:r>
-        <w:t xml:space="preserve"> </w:t>
-      </w:r>
-      <w:r>
-        <w:t xml:space="preserve">per DEC-001) is unchanged and already reflected below. v2.4 adds the reservation-model concepts folded from the architecture diagrams — reservation</w:t>
+        <w:rPr>
+          <w:bCs/>
+          <w:b/>
+        </w:rPr>
+        <w:t xml:space="preserve">[Amended v2.4]</w:t>
+      </w:r>
+      <w:r>
+        <w:t xml:space="preserve"> </w:t>
+      </w:r>
+      <w:r>
+        <w:t xml:space="preserve">The geography-aware region model now has</w:t>
+      </w:r>
+      <w:r>
+        <w:t xml:space="preserve"> </w:t>
+      </w:r>
+      <w:r>
+        <w:rPr>
+          <w:bCs/>
+          <w:b/>
+        </w:rPr>
+        <w:t xml:space="preserve">three distribution models</w:t>
+      </w:r>
+      <w:r>
+        <w:t xml:space="preserve">: US three-region (Prod/CVAL/DR distinct); EU/Australia/Asia Pacific two-region co-located (CVAL+DR co-located per PLC-010a); and the</w:t>
+      </w:r>
+      <w:r>
+        <w:t xml:space="preserve"> </w:t>
+      </w:r>
+      <w:r>
+        <w:rPr>
+          <w:bCs/>
+          <w:b/>
+        </w:rPr>
+        <w:t xml:space="preserve">Middle East cross-geo DR model</w:t>
+      </w:r>
+      <w:r>
+        <w:t xml:space="preserve"> </w:t>
+      </w:r>
+      <w:r>
+        <w:t xml:space="preserve">— Prod+CVAL co-located in a weighted-selected Middle East region, DR placed cross-geo in a weighted-selected</w:t>
+      </w:r>
+      <w:r>
+        <w:t xml:space="preserve"> </w:t>
+      </w:r>
+      <w:r>
+        <w:rPr>
+          <w:bCs/>
+          <w:b/>
+        </w:rPr>
+        <w:t xml:space="preserve">Europe</w:t>
+      </w:r>
+      <w:r>
+        <w:t xml:space="preserve"> </w:t>
+      </w:r>
+      <w:r>
+        <w:t xml:space="preserve">Standard region (PLC-010b, DR-020, DEC-001 RESOLVED, A-ME1). The Middle East example in Section 3.6a reflects this. v2.4 adds the reservation-model concepts folded from the architecture diagrams — reservation</w:t>
       </w:r>
       <w:r>
         <w:t xml:space="preserve"> </w:t>
@@ -1272,7 +1312,52 @@
         <w:t xml:space="preserve"> </w:t>
       </w:r>
       <w:r>
-        <w:t xml:space="preserve">(PLC-010a). The catalogue is a configurable item (REG-001), so this table is the current example, not</w:t>
+        <w:t xml:space="preserve">(PLC-010a).</w:t>
+      </w:r>
+      <w:r>
+        <w:t xml:space="preserve"> </w:t>
+      </w:r>
+      <w:r>
+        <w:rPr>
+          <w:bCs/>
+          <w:b/>
+        </w:rPr>
+        <w:t xml:space="preserve">[Amended v2.4]</w:t>
+      </w:r>
+      <w:r>
+        <w:t xml:space="preserve"> </w:t>
+      </w:r>
+      <w:r>
+        <w:t xml:space="preserve">The</w:t>
+      </w:r>
+      <w:r>
+        <w:t xml:space="preserve"> </w:t>
+      </w:r>
+      <w:r>
+        <w:rPr>
+          <w:bCs/>
+          <w:b/>
+        </w:rPr>
+        <w:t xml:space="preserve">Middle East is the exception</w:t>
+      </w:r>
+      <w:r>
+        <w:t xml:space="preserve">: it uses a</w:t>
+      </w:r>
+      <w:r>
+        <w:t xml:space="preserve"> </w:t>
+      </w:r>
+      <w:r>
+        <w:rPr>
+          <w:bCs/>
+          <w:b/>
+        </w:rPr>
+        <w:t xml:space="preserve">cross-geo DR model</w:t>
+      </w:r>
+      <w:r>
+        <w:t xml:space="preserve"> </w:t>
+      </w:r>
+      <w:r>
+        <w:t xml:space="preserve">— Prod+CVAL co-locate in a weighted-selected Middle East region and DR is placed cross-geo in a weighted-selected Europe region (PLC-010b, DR-020). The catalogue is a configurable item (REG-001), so this table is the current example, not</w:t>
       </w:r>
       <w:r>
         <w:t xml:space="preserve"> </w:t>
@@ -1658,21 +1743,21 @@
           <w:bCs/>
           <w:b/>
         </w:rPr>
-        <w:t xml:space="preserve">Australia, Asia Pacific, and</w:t>
-      </w:r>
-      <w:r>
-        <w:rPr>
-          <w:bCs/>
-          <w:b/>
-        </w:rPr>
-        <w:t xml:space="preserve"> </w:t>
-      </w:r>
-      <w:r>
-        <w:rPr>
-          <w:bCs/>
-          <w:b/>
-        </w:rPr>
-        <w:t xml:space="preserve">Middle East follow the exact same 2-region pattern</w:t>
+        <w:t xml:space="preserve">Australia and Asia Pacific</w:t>
+      </w:r>
+      <w:r>
+        <w:rPr>
+          <w:bCs/>
+          <w:b/>
+        </w:rPr>
+        <w:t xml:space="preserve"> </w:t>
+      </w:r>
+      <w:r>
+        <w:rPr>
+          <w:bCs/>
+          <w:b/>
+        </w:rPr>
+        <w:t xml:space="preserve">follow the exact same 2-region co-located pattern</w:t>
       </w:r>
       <w:r>
         <w:t xml:space="preserve"> </w:t>
@@ -1684,28 +1769,42 @@
         <w:t xml:space="preserve"> </w:t>
       </w:r>
       <w:r>
-        <w:t xml:space="preserve">other). The only geography-specific difference is Middle East, which currently carries</w:t>
-      </w:r>
-      <w:r>
-        <w:t xml:space="preserve"> </w:t>
-      </w:r>
-      <w:r>
-        <w:rPr>
-          <w:rStyle w:val="VerbatimChar"/>
-        </w:rPr>
-        <w:t xml:space="preserve">DR_NOT_OFFERED</w:t>
-      </w:r>
-      <w:r>
-        <w:t xml:space="preserve"> </w:t>
-      </w:r>
-      <w:r>
-        <w:t xml:space="preserve">(a legal override pending DEC-001) — there, no DR region is assigned at all until</w:t>
-      </w:r>
-      <w:r>
-        <w:t xml:space="preserve"> </w:t>
-      </w:r>
-      <w:r>
-        <w:t xml:space="preserve">Legal clears it.</w:t>
+        <w:t xml:space="preserve">other).</w:t>
+      </w:r>
+      <w:r>
+        <w:t xml:space="preserve"> </w:t>
+      </w:r>
+      <w:r>
+        <w:rPr>
+          <w:bCs/>
+          <w:b/>
+        </w:rPr>
+        <w:t xml:space="preserve">[Amended v2.4] The Middle East is different</w:t>
+      </w:r>
+      <w:r>
+        <w:t xml:space="preserve">: Prod and CVAL co-locate in a weighted-selected</w:t>
+      </w:r>
+      <w:r>
+        <w:t xml:space="preserve"> </w:t>
+      </w:r>
+      <w:r>
+        <w:t xml:space="preserve">Middle East region, but</w:t>
+      </w:r>
+      <w:r>
+        <w:t xml:space="preserve"> </w:t>
+      </w:r>
+      <w:r>
+        <w:rPr>
+          <w:bCs/>
+          <w:b/>
+        </w:rPr>
+        <w:t xml:space="preserve">DR is placed cross-geo in a weighted-selected Europe Standard region</w:t>
+      </w:r>
+      <w:r>
+        <w:t xml:space="preserve"> </w:t>
+      </w:r>
+      <w:r>
+        <w:t xml:space="preserve">(PLC-010b, DR-020, DEC-001 RESOLVED) — see Section 3.6a.</w:t>
       </w:r>
     </w:p>
     <w:p>
@@ -7353,65 +7452,56 @@
         <w:t xml:space="preserve"> </w:t>
       </w:r>
       <w:r>
-        <w:t xml:space="preserve">(Standard: UAE North, Saudi Arabia Central) — the</w:t>
-      </w:r>
-      <w:r>
-        <w:t xml:space="preserve"> </w:t>
-      </w:r>
-      <w:r>
-        <w:rPr>
-          <w:bCs/>
-          <w:b/>
-        </w:rPr>
-        <w:t xml:space="preserve">one</w:t>
-      </w:r>
-      <w:r>
-        <w:t xml:space="preserve"> </w:t>
-      </w:r>
-      <w:r>
-        <w:t xml:space="preserve">difference: DR is currently</w:t>
-      </w:r>
-      <w:r>
-        <w:t xml:space="preserve"> </w:t>
-      </w:r>
-      <w:r>
-        <w:rPr>
-          <w:rStyle w:val="VerbatimChar"/>
-        </w:rPr>
-        <w:t xml:space="preserve">DR_NOT_OFFERED</w:t>
-      </w:r>
-      <w:r>
-        <w:t xml:space="preserve"> </w:t>
-      </w:r>
-      <w:r>
-        <w:t xml:space="preserve">(legal override, DR-014, DEC-001). Prod and CVAL place normally, but</w:t>
-      </w:r>
-      <w:r>
-        <w:t xml:space="preserve"> </w:t>
-      </w:r>
-      <w:r>
-        <w:rPr>
-          <w:bCs/>
-          <w:b/>
-        </w:rPr>
-        <w:t xml:space="preserve">no DR region</w:t>
-      </w:r>
-      <w:r>
-        <w:rPr>
-          <w:bCs/>
-          <w:b/>
-        </w:rPr>
-        <w:t xml:space="preserve"> </w:t>
-      </w:r>
-      <w:r>
-        <w:rPr>
-          <w:bCs/>
-          <w:b/>
-        </w:rPr>
-        <w:t xml:space="preserve">is assigned</w:t>
-      </w:r>
-      <w:r>
-        <w:t xml:space="preserve">:</w:t>
+        <w:t xml:space="preserve">(Standard: UAE North, Saudi Arabia Central) —</w:t>
+      </w:r>
+      <w:r>
+        <w:t xml:space="preserve"> </w:t>
+      </w:r>
+      <w:r>
+        <w:rPr>
+          <w:bCs/>
+          <w:b/>
+        </w:rPr>
+        <w:t xml:space="preserve">[Amended v2.4] the cross-geo DR</w:t>
+      </w:r>
+      <w:r>
+        <w:rPr>
+          <w:bCs/>
+          <w:b/>
+        </w:rPr>
+        <w:t xml:space="preserve"> </w:t>
+      </w:r>
+      <w:r>
+        <w:rPr>
+          <w:bCs/>
+          <w:b/>
+        </w:rPr>
+        <w:t xml:space="preserve">exception</w:t>
+      </w:r>
+      <w:r>
+        <w:t xml:space="preserve">: Prod and CVAL co-locate in a weighted-selected Middle East region (separate CRGs), and</w:t>
+      </w:r>
+      <w:r>
+        <w:t xml:space="preserve"> </w:t>
+      </w:r>
+      <w:r>
+        <w:rPr>
+          <w:bCs/>
+          <w:b/>
+        </w:rPr>
+        <w:t xml:space="preserve">DR is placed cross-geo in a weighted-selected Europe Standard region</w:t>
+      </w:r>
+      <w:r>
+        <w:t xml:space="preserve"> </w:t>
+      </w:r>
+      <w:r>
+        <w:t xml:space="preserve">(PLC-010b, DR-020, DEC-001</w:t>
+      </w:r>
+      <w:r>
+        <w:t xml:space="preserve"> </w:t>
+      </w:r>
+      <w:r>
+        <w:t xml:space="preserve">RESOLVED). Both selections use the weighted capacity model:</w:t>
       </w:r>
     </w:p>
     <w:p>
@@ -7422,28 +7512,28 @@
         <w:rPr>
           <w:rStyle w:val="VerbatimChar"/>
         </w:rPr>
-        <w:t xml:space="preserve">Candidate regions: { UAE North, Saudi Arabia Central }</w:t>
+        <w:t xml:space="preserve">Prod/CVAL candidate regions (Middle East): { UAE North, Saudi Arabia Central }</w:t>
       </w:r>
       <w:r>
         <w:br/>
       </w:r>
       <w:r>
+        <w:rPr>
+          <w:rStyle w:val="VerbatimChar"/>
+        </w:rPr>
+        <w:t xml:space="preserve">DR candidate regions (Europe Standard):    { Switzerland North, Sweden Central, ... }  ← weighted-selected</w:t>
+      </w:r>
+      <w:r>
         <w:br/>
       </w:r>
       <w:r>
-        <w:rPr>
-          <w:rStyle w:val="VerbatimChar"/>
-        </w:rPr>
-        <w:t xml:space="preserve">Step 1 (Prod):  argmax(PS_Prod) → say UAE North scores highest → Prod = UAE North</w:t>
-      </w:r>
-      <w:r>
         <w:br/>
       </w:r>
       <w:r>
         <w:rPr>
           <w:rStyle w:val="VerbatimChar"/>
         </w:rPr>
-        <w:t xml:space="preserve">Step 2 (CVAL):  only Saudi Arabia Central remains → CVAL = Saudi Arabia Central (deterministic)</w:t>
+        <w:t xml:space="preserve">Step 1 (Prod):  weighted argmax(PS_Prod) over ME → say UAE North scores highest → Prod = UAE North</w:t>
       </w:r>
       <w:r>
         <w:br/>
@@ -7452,15 +7542,24 @@
         <w:rPr>
           <w:rStyle w:val="VerbatimChar"/>
         </w:rPr>
-        <w:t xml:space="preserve">Step 3 (DR):    DR_NOT_OFFERED → dr_region = NOT_OFFERED   ← NO DR assigned (legal), not co-location</w:t>
+        <w:t xml:space="preserve">Step 2 (CVAL):  co-located with Prod in ME → CVAL = UAE North (separate CRG; co-location ≠ sharing)</w:t>
       </w:r>
       <w:r>
         <w:br/>
       </w:r>
       <w:r>
+        <w:rPr>
+          <w:rStyle w:val="VerbatimChar"/>
+        </w:rPr>
+        <w:t xml:space="preserve">Step 3 (DR):    weighted selection over Europe Standard regions → say Switzerland North → DR = Switzerland North (cross-geo)</w:t>
+      </w:r>
+      <w:r>
         <w:br/>
       </w:r>
       <w:r>
+        <w:br/>
+      </w:r>
+      <w:r>
         <w:rPr>
           <w:rStyle w:val="VerbatimChar"/>
         </w:rPr>
@@ -7482,7 +7581,7 @@
         <w:rPr>
           <w:rStyle w:val="VerbatimChar"/>
         </w:rPr>
-        <w:t xml:space="preserve">  cval_region       = "Saudi Arabia Central"</w:t>
+        <w:t xml:space="preserve">  cval_region       = "UAE North"          ← co-located with Prod locally (separate CRG)</w:t>
       </w:r>
       <w:r>
         <w:br/>
@@ -7491,7 +7590,7 @@
         <w:rPr>
           <w:rStyle w:val="VerbatimChar"/>
         </w:rPr>
-        <w:t xml:space="preserve">  dr_region         = "NOT_OFFERED"   ← legal override pending DEC-001</w:t>
+        <w:t xml:space="preserve">  dr_region         = "Switzerland North"  ← cross-geo, weighted-selected Europe region (example)</w:t>
       </w:r>
     </w:p>
     <w:p>
@@ -7499,19 +7598,59 @@
         <w:pStyle w:val="FirstParagraph"/>
       </w:pPr>
       <w:r>
-        <w:t xml:space="preserve">If and only if Legal clears DEC-001, the Middle East reverts to the standard 2-region co-location</w:t>
-      </w:r>
-      <w:r>
-        <w:t xml:space="preserve"> </w:t>
-      </w:r>
-      <w:r>
-        <w:t xml:space="preserve">pattern (or activates the pre-configured Switzerland North cross-geo DR extension) via a config flip</w:t>
-      </w:r>
-      <w:r>
-        <w:t xml:space="preserve"> </w:t>
-      </w:r>
-      <w:r>
-        <w:t xml:space="preserve">— no code change (REG-001, HC-10).</w:t>
+        <w:t xml:space="preserve">The Europe DR destination sizes DR</w:t>
+      </w:r>
+      <w:r>
+        <w:t xml:space="preserve"> </w:t>
+      </w:r>
+      <w:r>
+        <w:rPr>
+          <w:bCs/>
+          <w:b/>
+        </w:rPr>
+        <w:t xml:space="preserve">max-not-sum</w:t>
+      </w:r>
+      <w:r>
+        <w:t xml:space="preserve"> </w:t>
+      </w:r>
+      <w:r>
+        <w:t xml:space="preserve">(DR-017) across all sources that fail over to it,</w:t>
+      </w:r>
+      <w:r>
+        <w:t xml:space="preserve"> </w:t>
+      </w:r>
+      <w:r>
+        <w:t xml:space="preserve">including Middle East sources. The specific Europe region is weighted-selected (Switzerland North is</w:t>
+      </w:r>
+      <w:r>
+        <w:t xml:space="preserve"> </w:t>
+      </w:r>
+      <w:r>
+        <w:t xml:space="preserve">the default example, not fixed); changing the Europe destination set is a config change, no code</w:t>
+      </w:r>
+      <w:r>
+        <w:t xml:space="preserve"> </w:t>
+      </w:r>
+      <w:r>
+        <w:t xml:space="preserve">change (REG-001, REG-002, HC-10). Because CVAL now co-locates with Prod locally (not with DR), the</w:t>
+      </w:r>
+      <w:r>
+        <w:t xml:space="preserve"> </w:t>
+      </w:r>
+      <w:r>
+        <w:t xml:space="preserve">CVAL-sacrifice DR bootstrap (DR-005/006) does not apply to the Middle East — ME DR uses dedicated</w:t>
+      </w:r>
+      <w:r>
+        <w:t xml:space="preserve"> </w:t>
+      </w:r>
+      <w:r>
+        <w:t xml:space="preserve">reserved capacity in Europe. Per-country data-residency carve-outs are config-driven and out of engine</w:t>
+      </w:r>
+      <w:r>
+        <w:t xml:space="preserve"> </w:t>
+      </w:r>
+      <w:r>
+        <w:t xml:space="preserve">scope (A-ME1).</w:t>
       </w:r>
     </w:p>
     <w:bookmarkEnd w:id="44"/>
@@ -19039,13 +19178,13 @@
               <w:rPr>
                 <w:rStyle w:val="VerbatimChar"/>
               </w:rPr>
-              <w:t xml:space="preserve">dr_ratio_target</w:t>
+              <w:t xml:space="preserve">dr_coverage_target</w:t>
             </w:r>
             <w:r>
               <w:t xml:space="preserve"> </w:t>
             </w:r>
             <w:r>
-              <w:t xml:space="preserve">(coverage ratio)</w:t>
+              <w:t xml:space="preserve">(scoring only)</w:t>
             </w:r>
           </w:p>
         </w:tc>
@@ -19093,7 +19232,22 @@
               <w:jc w:val="left"/>
             </w:pPr>
             <w:r>
-              <w:t xml:space="preserve">Target DR coverage ratio for scoring δ component</w:t>
+              <w:t xml:space="preserve">Normalization target for the scoring δ component only — NOT a DR sizing ratio (sizing uses max-not-sum, A.6/DR-017; fixed</w:t>
+            </w:r>
+            <w:r>
+              <w:t xml:space="preserve"> </w:t>
+            </w:r>
+            <w:r>
+              <w:rPr>
+                <w:rStyle w:val="VerbatimChar"/>
+              </w:rPr>
+              <w:t xml:space="preserve">dr_ratio_*</w:t>
+            </w:r>
+            <w:r>
+              <w:t xml:space="preserve"> </w:t>
+            </w:r>
+            <w:r>
+              <w:t xml:space="preserve">retired)</w:t>
             </w:r>
           </w:p>
         </w:tc>
@@ -20737,15 +20891,16 @@
             </w:pPr>
             <w:r>
               <w:rPr>
-                <w:rStyle w:val="VerbatimChar"/>
+                <w:bCs/>
+                <w:b/>
               </w:rPr>
-              <w:t xml:space="preserve">DR_NOT_OFFERED</w:t>
+              <w:t xml:space="preserve">[Amended v2.4]</w:t>
             </w:r>
             <w:r>
               <w:t xml:space="preserve"> </w:t>
             </w:r>
             <w:r>
-              <w:t xml:space="preserve">(DEC-001 pending)</w:t>
+              <w:t xml:space="preserve">Cross-geo DR into a weighted-selected Europe Standard region (PLC-010b, DR-020, DEC-001 RESOLVED)</w:t>
             </w:r>
           </w:p>
         </w:tc>
@@ -20783,7 +20938,52 @@
               <w:jc w:val="left"/>
             </w:pPr>
             <w:r>
-              <w:t xml:space="preserve">Mandatory (PLC-010a) in all 2-region geographies (EU, Australia, Asia Pacific, Middle East)</w:t>
+              <w:t xml:space="preserve">Mandatory (PLC-010a) in EU/Australia/Asia Pacific 2-region geographies.</w:t>
+            </w:r>
+            <w:r>
+              <w:t xml:space="preserve"> </w:t>
+            </w:r>
+            <w:r>
+              <w:rPr>
+                <w:bCs/>
+                <w:b/>
+              </w:rPr>
+              <w:t xml:space="preserve">[Amended v2.4]</w:t>
+            </w:r>
+            <w:r>
+              <w:t xml:space="preserve"> </w:t>
+            </w:r>
+            <w:r>
+              <w:t xml:space="preserve">In the</w:t>
+            </w:r>
+            <w:r>
+              <w:t xml:space="preserve"> </w:t>
+            </w:r>
+            <w:r>
+              <w:rPr>
+                <w:bCs/>
+                <w:b/>
+              </w:rPr>
+              <w:t xml:space="preserve">Middle East</w:t>
+            </w:r>
+            <w:r>
+              <w:t xml:space="preserve">, CVAL co-locates with</w:t>
+            </w:r>
+            <w:r>
+              <w:t xml:space="preserve"> </w:t>
+            </w:r>
+            <w:r>
+              <w:rPr>
+                <w:bCs/>
+                <w:b/>
+              </w:rPr>
+              <w:t xml:space="preserve">Prod</w:t>
+            </w:r>
+            <w:r>
+              <w:t xml:space="preserve"> </w:t>
+            </w:r>
+            <w:r>
+              <w:t xml:space="preserve">locally and DR is cross-geo in Europe (PLC-010b)</w:t>
             </w:r>
           </w:p>
         </w:tc>

--- a/Reference-Material/reference/acrme_plain_english_walkthrough.docx
+++ b/Reference-Material/reference/acrme_plain_english_walkthrough.docx
@@ -2,13 +2,13 @@
 <file path=word/document.xml><?xml version="1.0" encoding="utf-8"?>
 <w:document xmlns:w="http://schemas.openxmlformats.org/wordprocessingml/2006/main" xmlns:m="http://schemas.openxmlformats.org/officeDocument/2006/math" xmlns:r="http://schemas.openxmlformats.org/officeDocument/2006/relationships" xmlns:o="urn:schemas-microsoft-com:office:office" xmlns:v="urn:schemas-microsoft-com:vml" xmlns:w10="urn:schemas-microsoft-com:office:word" xmlns:a="http://schemas.openxmlformats.org/drawingml/2006/main" xmlns:pic="http://schemas.openxmlformats.org/drawingml/2006/picture" xmlns:wp="http://schemas.openxmlformats.org/drawingml/2006/wordprocessingDrawing">
   <w:body>
-    <w:bookmarkStart w:id="104" w:name="X0503d82aad010b29295d66423400487ca63fe23"/>
+    <w:bookmarkStart w:id="104" w:name="X5d0b252dc52ce0597e7e5f67929891c2331c331"/>
     <w:p>
       <w:pPr>
         <w:pStyle w:val="Heading1"/>
       </w:pPr>
       <w:r>
-        <w:t xml:space="preserve">ACRME Calculation Logic — Plain English Walkthrough (v2.4)</w:t>
+        <w:t xml:space="preserve">ACRME Calculation Logic — Plain English Walkthrough (v2.5)</w:t>
       </w:r>
     </w:p>
     <w:p>
@@ -112,23 +112,23 @@
         <w:t xml:space="preserve"> </w:t>
       </w:r>
       <w:r>
-        <w:t xml:space="preserve">1.1 — reconciled to Requirements Baseline</w:t>
-      </w:r>
-      <w:r>
-        <w:t xml:space="preserve"> </w:t>
-      </w:r>
-      <w:r>
-        <w:rPr>
-          <w:bCs/>
-          <w:b/>
-        </w:rPr>
-        <w:t xml:space="preserve">v2.4</w:t>
-      </w:r>
-      <w:r>
-        <w:t xml:space="preserve"> </w:t>
-      </w:r>
-      <w:r>
-        <w:t xml:space="preserve">(7 September 2026); originally authored 2 September 2026 from the ACRME Q&amp;A design walkthrough session.</w:t>
+        <w:t xml:space="preserve">1.2 — reconciled to Requirements Baseline</w:t>
+      </w:r>
+      <w:r>
+        <w:t xml:space="preserve"> </w:t>
+      </w:r>
+      <w:r>
+        <w:rPr>
+          <w:bCs/>
+          <w:b/>
+        </w:rPr>
+        <w:t xml:space="preserve">v2.5</w:t>
+      </w:r>
+      <w:r>
+        <w:t xml:space="preserve"> </w:t>
+      </w:r>
+      <w:r>
+        <w:t xml:space="preserve">(24 September 2026).</w:t>
       </w:r>
     </w:p>
     <w:p>
@@ -140,23 +140,31 @@
           <w:bCs/>
           <w:b/>
         </w:rPr>
+        <w:t xml:space="preserve">v2.5 foundation note.</w:t>
+      </w:r>
+      <w:r>
+        <w:t xml:space="preserve"> </w:t>
+      </w:r>
+      <w:r>
+        <w:t xml:space="preserve">Microsoft Learn corrections: sharing stays Preview and production placement uses a reservation in the deploying subscription; the consumer must hold its own quota (QUA-013, no longer an unknown); quota has a family cap and a regional total cap; a Quota Group transfers quota and the subscription is what deployment checks; a CRG is zonal by default and a no-zone group is pinned to one zone Azure chooses (CAP-023); logical zone numbers differ per subscription (CAP-016); deallocated associated VMs still hold quota until dissociated (CAP-004). Section 4.1 and Section 5.11.3 carry the detail.</w:t>
+      </w:r>
+    </w:p>
+    <w:p>
+      <w:pPr>
+        <w:pStyle w:val="BlockText"/>
+      </w:pPr>
+      <w:r>
+        <w:rPr>
+          <w:bCs/>
+          <w:b/>
+        </w:rPr>
         <w:t xml:space="preserve">v2.4 reconciliation note.</w:t>
       </w:r>
       <w:r>
         <w:t xml:space="preserve"> </w:t>
       </w:r>
       <w:r>
-        <w:rPr>
-          <w:bCs/>
-          <w:b/>
-        </w:rPr>
-        <w:t xml:space="preserve">[Amended v2.4]</w:t>
-      </w:r>
-      <w:r>
-        <w:t xml:space="preserve"> </w:t>
-      </w:r>
-      <w:r>
-        <w:t xml:space="preserve">The geography-aware region model now has</w:t>
+        <w:t xml:space="preserve">The geography-aware region model has</w:t>
       </w:r>
       <w:r>
         <w:t xml:space="preserve"> </w:t>
@@ -201,7 +209,7 @@
         <w:t xml:space="preserve"> </w:t>
       </w:r>
       <w:r>
-        <w:t xml:space="preserve">Standard region (PLC-010b, DR-020, DEC-001 RESOLVED, A-ME1). The Middle East example in Section 3.6a reflects this. v2.4 adds the reservation-model concepts folded from the architecture diagrams — reservation</w:t>
+        <w:t xml:space="preserve">Standard region (PLC-010b, DR-020, DEC-001 RESOLVED, A-ME1). The Middle East example in Section 3.6a reflects this. v2.4 added reservation</w:t>
       </w:r>
       <w:r>
         <w:t xml:space="preserve"> </w:t>
@@ -233,23 +241,7 @@
         <w:t xml:space="preserve"> </w:t>
       </w:r>
       <w:r>
-        <w:t xml:space="preserve">SKU/AZ matrix (CAP-022), the explicit</w:t>
-      </w:r>
-      <w:r>
-        <w:t xml:space="preserve"> </w:t>
-      </w:r>
-      <w:r>
-        <w:rPr>
-          <w:bCs/>
-          <w:b/>
-        </w:rPr>
-        <w:t xml:space="preserve">regional + per-AZ CRG</w:t>
-      </w:r>
-      <w:r>
-        <w:t xml:space="preserve"> </w:t>
-      </w:r>
-      <w:r>
-        <w:t xml:space="preserve">structure (CAP-023),</w:t>
+        <w:t xml:space="preserve">SKU/AZ matrix (CAP-022),</w:t>
       </w:r>
       <w:r>
         <w:t xml:space="preserve"> </w:t>
@@ -281,7 +273,7 @@
         <w:t xml:space="preserve"> </w:t>
       </w:r>
       <w:r>
-        <w:t xml:space="preserve">target + rebalancing (PLC-011, Appendix A.9). These are explained in plain language in the new Section 5.11.</w:t>
+        <w:t xml:space="preserve">target + rebalancing (PLC-011, Appendix A.9). The CRG shape in Section 5.11.3 is the v2.5 zonal default.</w:t>
       </w:r>
     </w:p>
     <w:p>
@@ -394,7 +386,7 @@
               <w:jc w:val="left"/>
             </w:pPr>
             <w:r>
-              <w:t xml:space="preserve">1.1 (reconciled to Requirements Baseline v2.4)</w:t>
+              <w:t xml:space="preserve">1.2 (reconciled to Requirements Baseline v2.5)</w:t>
             </w:r>
           </w:p>
         </w:tc>
@@ -454,7 +446,7 @@
               <w:jc w:val="left"/>
             </w:pPr>
             <w:r>
-              <w:t xml:space="preserve">7 September 2026 (originally 2 September 2026)</w:t>
+              <w:t xml:space="preserve">24 September 2026 (foundation); originally 2 September 2026</w:t>
             </w:r>
           </w:p>
         </w:tc>
@@ -484,7 +476,7 @@
               <w:jc w:val="left"/>
             </w:pPr>
             <w:r>
-              <w:t xml:space="preserve">ACRME Q&amp;A design walkthrough session; Calculation Logic Reference; Requirements Baseline v2.4</w:t>
+              <w:t xml:space="preserve">ACRME Q&amp;A design walkthrough session; Calculation Logic Reference; Requirements Baseline v2.5</w:t>
             </w:r>
           </w:p>
         </w:tc>
@@ -5274,7 +5266,7 @@
               <w:t xml:space="preserve"> </w:t>
             </w:r>
             <w:r>
-              <w:t xml:space="preserve">(across all regions)</w:t>
+              <w:t xml:space="preserve">(across all regions) ⚠️</w:t>
             </w:r>
           </w:p>
         </w:tc>
@@ -5470,6 +5462,107 @@
         </w:tc>
       </w:tr>
     </w:tbl>
+    <w:p>
+      <w:pPr>
+        <w:pStyle w:val="BlockText"/>
+      </w:pPr>
+      <w:r>
+        <w:t xml:space="preserve">⚠️</w:t>
+      </w:r>
+      <w:r>
+        <w:t xml:space="preserve"> </w:t>
+      </w:r>
+      <w:r>
+        <w:rPr>
+          <w:bCs/>
+          <w:b/>
+        </w:rPr>
+        <w:t xml:space="preserve">SPEC GAP (GAP-γ):</w:t>
+      </w:r>
+      <w:r>
+        <w:t xml:space="preserve"> </w:t>
+      </w:r>
+      <w:r>
+        <w:t xml:space="preserve">The</w:t>
+      </w:r>
+      <w:r>
+        <w:t xml:space="preserve"> </w:t>
+      </w:r>
+      <w:r>
+        <w:rPr>
+          <w:rStyle w:val="VerbatimChar"/>
+        </w:rPr>
+        <w:t xml:space="preserve">total_customers</w:t>
+      </w:r>
+      <w:r>
+        <w:t xml:space="preserve"> </w:t>
+      </w:r>
+      <w:r>
+        <w:t xml:space="preserve">term in the γ component is</w:t>
+      </w:r>
+      <w:r>
+        <w:t xml:space="preserve"> </w:t>
+      </w:r>
+      <w:r>
+        <w:rPr>
+          <w:bCs/>
+          <w:b/>
+        </w:rPr>
+        <w:t xml:space="preserve">undefined</w:t>
+      </w:r>
+      <w:r>
+        <w:t xml:space="preserve"> </w:t>
+      </w:r>
+      <w:r>
+        <w:t xml:space="preserve">in Requirements Baseline v2.5. Its source (customer registry? subscription count? tenant-level aggregate?), scope (all customers or only those with Prod workloads?), and data type are not specified. The γ formula</w:t>
+      </w:r>
+      <w:r>
+        <w:t xml:space="preserve"> </w:t>
+      </w:r>
+      <w:r>
+        <w:rPr>
+          <w:rStyle w:val="VerbatimChar"/>
+        </w:rPr>
+        <w:t xml:space="preserve">1 - prod_customer_count / total_customers</w:t>
+      </w:r>
+      <w:r>
+        <w:t xml:space="preserve"> </w:t>
+      </w:r>
+      <w:r>
+        <w:t xml:space="preserve">cannot be implemented without resolving this gap. See the</w:t>
+      </w:r>
+      <w:r>
+        <w:t xml:space="preserve"> </w:t>
+      </w:r>
+      <w:r>
+        <w:rPr>
+          <w:bCs/>
+          <w:b/>
+        </w:rPr>
+        <w:t xml:space="preserve">OPEN ISSUE</w:t>
+      </w:r>
+      <w:r>
+        <w:t xml:space="preserve"> </w:t>
+      </w:r>
+      <w:r>
+        <w:t xml:space="preserve">section in</w:t>
+      </w:r>
+      <w:r>
+        <w:t xml:space="preserve"> </w:t>
+      </w:r>
+      <w:r>
+        <w:rPr>
+          <w:rStyle w:val="VerbatimChar"/>
+        </w:rPr>
+        <w:t xml:space="preserve">acrme_calculation_logic_comprehensive_walkthrough.md</w:t>
+      </w:r>
+      <w:r>
+        <w:t xml:space="preserve"> </w:t>
+      </w:r>
+      <w:r>
+        <w:t xml:space="preserve">for four potential interpretations and a proposed resolution action plan. Values shown here (100) are illustrative placeholders only.</w:t>
+      </w:r>
+    </w:p>
     <w:p>
       <w:pPr>
         <w:pStyle w:val="BlockText"/>
@@ -11230,86 +11323,23 @@
         <w:pStyle w:val="FirstParagraph"/>
       </w:pPr>
       <w:r>
-        <w:t xml:space="preserve">Quota is the Azure-imposed limit on how many vCPUs of a given VM family a subscription can deploy in</w:t>
-      </w:r>
-      <w:r>
-        <w:t xml:space="preserve"> </w:t>
-      </w:r>
-      <w:r>
-        <w:t xml:space="preserve">a region. Even if physical capacity exists, deployment fails if the subscription has no quota left.</w:t>
-      </w:r>
-    </w:p>
-    <w:p>
-      <w:pPr>
-        <w:pStyle w:val="BodyText"/>
-      </w:pPr>
-      <w:r>
-        <w:t xml:space="preserve">ACRME manages quota in a</w:t>
-      </w:r>
-      <w:r>
-        <w:t xml:space="preserve"> </w:t>
-      </w:r>
-      <w:r>
-        <w:rPr>
-          <w:bCs/>
-          <w:b/>
-        </w:rPr>
-        <w:t xml:space="preserve">single governed pool per region per VM family</w:t>
-      </w:r>
-      <w:r>
-        <w:t xml:space="preserve">. This pool covers Prod,</w:t>
-      </w:r>
-      <w:r>
-        <w:t xml:space="preserve"> </w:t>
-      </w:r>
-      <w:r>
-        <w:t xml:space="preserve">NonProd/CVAL, and DR together. Inside the pool, ACRME uses</w:t>
-      </w:r>
-      <w:r>
-        <w:t xml:space="preserve"> </w:t>
-      </w:r>
-      <w:r>
-        <w:rPr>
-          <w:bCs/>
-          <w:b/>
-        </w:rPr>
-        <w:t xml:space="preserve">logical earmarks</w:t>
-      </w:r>
-      <w:r>
-        <w:t xml:space="preserve"> </w:t>
-      </w:r>
-      <w:r>
-        <w:t xml:space="preserve">to protect Prod and DR</w:t>
-      </w:r>
-      <w:r>
-        <w:t xml:space="preserve"> </w:t>
-      </w:r>
-      <w:r>
-        <w:t xml:space="preserve">space — they are never available for NonProd to consume.</w:t>
-      </w:r>
-    </w:p>
-    <w:bookmarkEnd w:id="56"/>
-    <w:bookmarkStart w:id="57" w:name="the-single-pool-why-one-pool"/>
-    <w:p>
-      <w:pPr>
-        <w:pStyle w:val="Heading3"/>
-      </w:pPr>
-      <w:r>
-        <w:t xml:space="preserve">4.2 The Single Pool — Why One Pool?</w:t>
-      </w:r>
-    </w:p>
-    <w:p>
-      <w:pPr>
-        <w:pStyle w:val="FirstParagraph"/>
-      </w:pPr>
-      <w:r>
-        <w:t xml:space="preserve">Older designs used separate quota groups (one for Prod, one for NonProd+DR). The single-pool model</w:t>
-      </w:r>
-      <w:r>
-        <w:t xml:space="preserve"> </w:t>
-      </w:r>
-      <w:r>
-        <w:t xml:space="preserve">was adopted because:</w:t>
+        <w:t xml:space="preserve">Quota is the Azure-imposed limit on how many vCPUs a subscription can deploy in a region. There are</w:t>
+      </w:r>
+      <w:r>
+        <w:t xml:space="preserve"> </w:t>
+      </w:r>
+      <w:r>
+        <w:rPr>
+          <w:bCs/>
+          <w:b/>
+        </w:rPr>
+        <w:t xml:space="preserve">two</w:t>
+      </w:r>
+      <w:r>
+        <w:t xml:space="preserve"> </w:t>
+      </w:r>
+      <w:r>
+        <w:t xml:space="preserve">limits, and a deployment needs room under both:</w:t>
       </w:r>
     </w:p>
     <w:p>
@@ -11321,23 +11351,35 @@
         <w:pStyle w:val="Compact"/>
       </w:pPr>
       <w:r>
-        <w:rPr>
-          <w:bCs/>
-          <w:b/>
-        </w:rPr>
-        <w:t xml:space="preserve">Flexibility:</w:t>
-      </w:r>
-      <w:r>
-        <w:t xml:space="preserve"> </w:t>
-      </w:r>
-      <w:r>
-        <w:t xml:space="preserve">all quota is in one place. If Prod needs more room, there is no inter-group</w:t>
-      </w:r>
-      <w:r>
-        <w:t xml:space="preserve"> </w:t>
-      </w:r>
-      <w:r>
-        <w:t xml:space="preserve">transfer required — the engine just allocates from the shared pool.</w:t>
+        <w:t xml:space="preserve">the</w:t>
+      </w:r>
+      <w:r>
+        <w:t xml:space="preserve"> </w:t>
+      </w:r>
+      <w:r>
+        <w:rPr>
+          <w:bCs/>
+          <w:b/>
+        </w:rPr>
+        <w:t xml:space="preserve">VM-family</w:t>
+      </w:r>
+      <w:r>
+        <w:t xml:space="preserve"> </w:t>
+      </w:r>
+      <w:r>
+        <w:t xml:space="preserve">vCPU quota (for example</w:t>
+      </w:r>
+      <w:r>
+        <w:t xml:space="preserve"> </w:t>
+      </w:r>
+      <w:r>
+        <w:rPr>
+          <w:rStyle w:val="VerbatimChar"/>
+        </w:rPr>
+        <w:t xml:space="preserve">Eadsv5</w:t>
+      </w:r>
+      <w:r>
+        <w:t xml:space="preserve">)</w:t>
       </w:r>
     </w:p>
     <w:p>
@@ -11349,36 +11391,272 @@
         <w:pStyle w:val="Compact"/>
       </w:pPr>
       <w:r>
-        <w:rPr>
-          <w:bCs/>
-          <w:b/>
-        </w:rPr>
-        <w:t xml:space="preserve">Efficiency:</w:t>
-      </w:r>
-      <w:r>
-        <w:t xml:space="preserve"> </w:t>
-      </w:r>
-      <w:r>
-        <w:t xml:space="preserve">quota is expensive to obtain from Microsoft (quota increase requests take time and</w:t>
-      </w:r>
-      <w:r>
-        <w:t xml:space="preserve"> </w:t>
-      </w:r>
-      <w:r>
-        <w:t xml:space="preserve">require justification). Pooling avoids the situation where one group is near-empty while another</w:t>
-      </w:r>
-      <w:r>
-        <w:t xml:space="preserve"> </w:t>
-      </w:r>
-      <w:r>
-        <w:t xml:space="preserve">has idle headroom.</w:t>
+        <w:t xml:space="preserve">the</w:t>
+      </w:r>
+      <w:r>
+        <w:t xml:space="preserve"> </w:t>
+      </w:r>
+      <w:r>
+        <w:rPr>
+          <w:bCs/>
+          <w:b/>
+        </w:rPr>
+        <w:t xml:space="preserve">total regional</w:t>
+      </w:r>
+      <w:r>
+        <w:t xml:space="preserve"> </w:t>
+      </w:r>
+      <w:r>
+        <w:t xml:space="preserve">vCPU quota for that subscription in that region</w:t>
+      </w:r>
+    </w:p>
+    <w:p>
+      <w:pPr>
+        <w:pStyle w:val="FirstParagraph"/>
+      </w:pPr>
+      <w:r>
+        <w:t xml:space="preserve">Even if physical capacity exists, deployment fails if either limit is exhausted. Creating a</w:t>
+      </w:r>
+      <w:r>
+        <w:t xml:space="preserve"> </w:t>
+      </w:r>
+      <w:r>
+        <w:t xml:space="preserve">reservation consumes the same two quotas.</w:t>
+      </w:r>
+    </w:p>
+    <w:p>
+      <w:pPr>
+        <w:pStyle w:val="BodyText"/>
+      </w:pPr>
+      <w:r>
+        <w:t xml:space="preserve">ACRME accounts for family quota as</w:t>
+      </w:r>
+      <w:r>
+        <w:t xml:space="preserve"> </w:t>
+      </w:r>
+      <w:r>
+        <w:rPr>
+          <w:bCs/>
+          <w:b/>
+        </w:rPr>
+        <w:t xml:space="preserve">one cell per region per VM family</w:t>
+      </w:r>
+      <w:r>
+        <w:t xml:space="preserve">, covering Prod, NonProd/CVAL,</w:t>
+      </w:r>
+      <w:r>
+        <w:t xml:space="preserve"> </w:t>
+      </w:r>
+      <w:r>
+        <w:t xml:space="preserve">and DR together. Inside the cell, ACRME uses</w:t>
+      </w:r>
+      <w:r>
+        <w:t xml:space="preserve"> </w:t>
+      </w:r>
+      <w:r>
+        <w:rPr>
+          <w:bCs/>
+          <w:b/>
+        </w:rPr>
+        <w:t xml:space="preserve">logical earmarks</w:t>
+      </w:r>
+      <w:r>
+        <w:t xml:space="preserve"> </w:t>
+      </w:r>
+      <w:r>
+        <w:t xml:space="preserve">to protect Prod and DR space — they</w:t>
+      </w:r>
+      <w:r>
+        <w:t xml:space="preserve"> </w:t>
+      </w:r>
+      <w:r>
+        <w:t xml:space="preserve">are never available for NonProd to consume.</w:t>
+      </w:r>
+    </w:p>
+    <w:p>
+      <w:pPr>
+        <w:pStyle w:val="BodyText"/>
+      </w:pPr>
+      <w:r>
+        <w:t xml:space="preserve">That cell is bookkeeping inside</w:t>
+      </w:r>
+      <w:r>
+        <w:t xml:space="preserve"> </w:t>
+      </w:r>
+      <w:r>
+        <w:rPr>
+          <w:bCs/>
+          <w:b/>
+        </w:rPr>
+        <w:t xml:space="preserve">one Azure Quota Group per subscription</w:t>
+      </w:r>
+      <w:r>
+        <w:t xml:space="preserve">. The group can span</w:t>
+      </w:r>
+      <w:r>
+        <w:t xml:space="preserve"> </w:t>
+      </w:r>
+      <w:r>
+        <w:t xml:space="preserve">regions and families, and each transfer is for one region and one family. A VM create does not read</w:t>
+      </w:r>
+      <w:r>
+        <w:t xml:space="preserve"> </w:t>
+      </w:r>
+      <w:r>
+        <w:t xml:space="preserve">the group limit. It reads the quota sitting on the deploying subscription after any transfer. A</w:t>
+      </w:r>
+      <w:r>
+        <w:t xml:space="preserve"> </w:t>
+      </w:r>
+      <w:r>
+        <w:t xml:space="preserve">family that looks free while the regional total is exhausted is still a quota deficit.</w:t>
+      </w:r>
+    </w:p>
+    <w:bookmarkEnd w:id="56"/>
+    <w:bookmarkStart w:id="57" w:name="the-single-pool-why-one-pool"/>
+    <w:p>
+      <w:pPr>
+        <w:pStyle w:val="Heading3"/>
+      </w:pPr>
+      <w:r>
+        <w:t xml:space="preserve">4.2 The Single Pool — Why One Pool?</w:t>
+      </w:r>
+    </w:p>
+    <w:p>
+      <w:pPr>
+        <w:pStyle w:val="FirstParagraph"/>
+      </w:pPr>
+      <w:r>
+        <w:t xml:space="preserve">The</w:t>
+      </w:r>
+      <w:r>
+        <w:t xml:space="preserve"> </w:t>
+      </w:r>
+      <w:r>
+        <w:t xml:space="preserve">“</w:t>
+      </w:r>
+      <w:r>
+        <w:t xml:space="preserve">one pool</w:t>
+      </w:r>
+      <w:r>
+        <w:t xml:space="preserve">”</w:t>
+      </w:r>
+      <w:r>
+        <w:t xml:space="preserve"> </w:t>
+      </w:r>
+      <w:r>
+        <w:t xml:space="preserve">below is the</w:t>
+      </w:r>
+      <w:r>
+        <w:t xml:space="preserve"> </w:t>
+      </w:r>
+      <w:r>
+        <w:rPr>
+          <w:bCs/>
+          <w:b/>
+        </w:rPr>
+        <w:t xml:space="preserve">accounting cell</w:t>
+      </w:r>
+      <w:r>
+        <w:t xml:space="preserve"> </w:t>
+      </w:r>
+      <w:r>
+        <w:t xml:space="preserve">(region × VM family, all environments). It is not a</w:t>
+      </w:r>
+      <w:r>
+        <w:t xml:space="preserve"> </w:t>
+      </w:r>
+      <w:r>
+        <w:t xml:space="preserve">second Azure object, and it is not the number Azure checks at deploy time. Moving quota onto the</w:t>
+      </w:r>
+      <w:r>
+        <w:t xml:space="preserve"> </w:t>
+      </w:r>
+      <w:r>
+        <w:t xml:space="preserve">deploying subscription is still an explicit Quota Group transfer (QUA-003).</w:t>
+      </w:r>
+    </w:p>
+    <w:p>
+      <w:pPr>
+        <w:pStyle w:val="BodyText"/>
+      </w:pPr>
+      <w:r>
+        <w:t xml:space="preserve">Older designs used separate quota groups (one for Prod, one for NonProd+DR). The single-cell model</w:t>
+      </w:r>
+      <w:r>
+        <w:t xml:space="preserve"> </w:t>
+      </w:r>
+      <w:r>
+        <w:t xml:space="preserve">was adopted because:</w:t>
       </w:r>
     </w:p>
     <w:p>
       <w:pPr>
         <w:numPr>
           <w:ilvl w:val="0"/>
-          <w:numId w:val="1010"/>
+          <w:numId w:val="1011"/>
+        </w:numPr>
+        <w:pStyle w:val="Compact"/>
+      </w:pPr>
+      <w:r>
+        <w:rPr>
+          <w:bCs/>
+          <w:b/>
+        </w:rPr>
+        <w:t xml:space="preserve">Flexibility:</w:t>
+      </w:r>
+      <w:r>
+        <w:t xml:space="preserve"> </w:t>
+      </w:r>
+      <w:r>
+        <w:t xml:space="preserve">all quota is in one place. If Prod needs more room, there is no inter-group</w:t>
+      </w:r>
+      <w:r>
+        <w:t xml:space="preserve"> </w:t>
+      </w:r>
+      <w:r>
+        <w:t xml:space="preserve">transfer required — the engine just allocates from the shared pool.</w:t>
+      </w:r>
+    </w:p>
+    <w:p>
+      <w:pPr>
+        <w:numPr>
+          <w:ilvl w:val="0"/>
+          <w:numId w:val="1011"/>
+        </w:numPr>
+        <w:pStyle w:val="Compact"/>
+      </w:pPr>
+      <w:r>
+        <w:rPr>
+          <w:bCs/>
+          <w:b/>
+        </w:rPr>
+        <w:t xml:space="preserve">Efficiency:</w:t>
+      </w:r>
+      <w:r>
+        <w:t xml:space="preserve"> </w:t>
+      </w:r>
+      <w:r>
+        <w:t xml:space="preserve">quota is expensive to obtain from Microsoft (quota increase requests take time and</w:t>
+      </w:r>
+      <w:r>
+        <w:t xml:space="preserve"> </w:t>
+      </w:r>
+      <w:r>
+        <w:t xml:space="preserve">require justification). Pooling avoids the situation where one group is near-empty while another</w:t>
+      </w:r>
+      <w:r>
+        <w:t xml:space="preserve"> </w:t>
+      </w:r>
+      <w:r>
+        <w:t xml:space="preserve">has idle headroom.</w:t>
+      </w:r>
+    </w:p>
+    <w:p>
+      <w:pPr>
+        <w:numPr>
+          <w:ilvl w:val="0"/>
+          <w:numId w:val="1011"/>
         </w:numPr>
         <w:pStyle w:val="Compact"/>
       </w:pPr>
@@ -12630,19 +12908,64 @@
         <w:t xml:space="preserve"> </w:t>
       </w:r>
       <w:r>
-        <w:t xml:space="preserve">force the CRG to keep a reservation for them.</w:t>
-      </w:r>
-      <w:r>
-        <w:t xml:space="preserve"> </w:t>
-      </w:r>
-      <w:r>
-        <w:t xml:space="preserve">They are reported separately so teams understand restart risk, but they do not add to the Target.</w:t>
-      </w:r>
-      <w:r>
-        <w:t xml:space="preserve"> </w:t>
-      </w:r>
-      <w:r>
-        <w:t xml:space="preserve">The risk of a failed restart is acknowledged — it is a cost vs. reservation trade-off.</w:t>
+        <w:t xml:space="preserve">raise the capacity target. Target stays</w:t>
+      </w:r>
+      <w:r>
+        <w:t xml:space="preserve"> </w:t>
+      </w:r>
+      <w:r>
+        <w:t xml:space="preserve">Allocated + Buffer. They are reported separately so teams understand restart risk.</w:t>
+      </w:r>
+    </w:p>
+    <w:p>
+      <w:pPr>
+        <w:pStyle w:val="BodyText"/>
+      </w:pPr>
+      <w:r>
+        <w:t xml:space="preserve">They</w:t>
+      </w:r>
+      <w:r>
+        <w:t xml:space="preserve"> </w:t>
+      </w:r>
+      <w:r>
+        <w:rPr>
+          <w:bCs/>
+          <w:b/>
+        </w:rPr>
+        <w:t xml:space="preserve">do</w:t>
+      </w:r>
+      <w:r>
+        <w:t xml:space="preserve"> </w:t>
+      </w:r>
+      <w:r>
+        <w:t xml:space="preserve">still consume the quota charged to the reservation. Azure counts them in</w:t>
+      </w:r>
+      <w:r>
+        <w:t xml:space="preserve"> </w:t>
+      </w:r>
+      <w:r>
+        <w:rPr>
+          <w:rStyle w:val="VerbatimChar"/>
+        </w:rPr>
+        <w:t xml:space="preserve">virtualMachinesAssociated</w:t>
+      </w:r>
+      <w:r>
+        <w:t xml:space="preserve"> </w:t>
+      </w:r>
+      <w:r>
+        <w:t xml:space="preserve">until they are dissociated. Reconciliation does not treat that quota as</w:t>
+      </w:r>
+      <w:r>
+        <w:t xml:space="preserve"> </w:t>
+      </w:r>
+      <w:r>
+        <w:t xml:space="preserve">free, and it does not shrink the reserved quantity below the associated count while they remain</w:t>
+      </w:r>
+      <w:r>
+        <w:t xml:space="preserve"> </w:t>
+      </w:r>
+      <w:r>
+        <w:t xml:space="preserve">associated.</w:t>
       </w:r>
     </w:p>
     <w:bookmarkEnd w:id="68"/>
@@ -13965,7 +14288,7 @@
       <w:pPr>
         <w:numPr>
           <w:ilvl w:val="0"/>
-          <w:numId w:val="1011"/>
+          <w:numId w:val="1012"/>
         </w:numPr>
         <w:pStyle w:val="Compact"/>
       </w:pPr>
@@ -13981,741 +14304,6 @@
       </w:r>
       <w:r>
         <w:t xml:space="preserve">is the predicted peak VM demand over the chosen horizon (30, 60, or 90 days).</w:t>
-      </w:r>
-    </w:p>
-    <w:p>
-      <w:pPr>
-        <w:numPr>
-          <w:ilvl w:val="0"/>
-          <w:numId w:val="1011"/>
-        </w:numPr>
-        <w:pStyle w:val="Compact"/>
-      </w:pPr>
-      <w:r>
-        <w:rPr>
-          <w:bCs/>
-          <w:b/>
-        </w:rPr>
-        <w:t xml:space="preserve">Growth_Buffer</w:t>
-      </w:r>
-      <w:r>
-        <w:t xml:space="preserve"> </w:t>
-      </w:r>
-      <w:r>
-        <w:t xml:space="preserve">is a policy percentage for forecast uncertainty.</w:t>
-      </w:r>
-    </w:p>
-    <w:p>
-      <w:pPr>
-        <w:numPr>
-          <w:ilvl w:val="0"/>
-          <w:numId w:val="1011"/>
-        </w:numPr>
-        <w:pStyle w:val="Compact"/>
-      </w:pPr>
-      <w:r>
-        <w:rPr>
-          <w:bCs/>
-          <w:b/>
-        </w:rPr>
-        <w:t xml:space="preserve">DR_Buffer</w:t>
-      </w:r>
-      <w:r>
-        <w:t xml:space="preserve"> </w:t>
-      </w:r>
-      <w:r>
-        <w:t xml:space="preserve">is the extra units required by DR recovery policy.</w:t>
-      </w:r>
-    </w:p>
-    <w:p>
-      <w:pPr>
-        <w:pStyle w:val="FirstParagraph"/>
-      </w:pPr>
-      <w:r>
-        <w:t xml:space="preserve">This is advisory — recommendations from the forecast are reviewed before acting. The horizon and</w:t>
-      </w:r>
-      <w:r>
-        <w:t xml:space="preserve"> </w:t>
-      </w:r>
-      <w:r>
-        <w:t xml:space="preserve">buffer values are stored in PlacementPolicy, not hard-coded.</w:t>
-      </w:r>
-    </w:p>
-    <w:p>
-      <w:pPr>
-        <w:pStyle w:val="BodyText"/>
-      </w:pPr>
-      <w:r>
-        <w:rPr>
-          <w:bCs/>
-          <w:b/>
-        </w:rPr>
-        <w:t xml:space="preserve">Lead-time alerting:</w:t>
-      </w:r>
-      <w:r>
-        <w:t xml:space="preserve"> </w:t>
-      </w:r>
-      <w:r>
-        <w:t xml:space="preserve">when forecast demand is projected to reach 80% of the quota limit within 14</w:t>
-      </w:r>
-      <w:r>
-        <w:t xml:space="preserve"> </w:t>
-      </w:r>
-      <w:r>
-        <w:t xml:space="preserve">days, the engine emits</w:t>
-      </w:r>
-      <w:r>
-        <w:t xml:space="preserve"> </w:t>
-      </w:r>
-      <w:r>
-        <w:rPr>
-          <w:rStyle w:val="VerbatimChar"/>
-        </w:rPr>
-        <w:t xml:space="preserve">ForecastApproachingQuotaLimit</w:t>
-      </w:r>
-      <w:r>
-        <w:t xml:space="preserve">. This gives the platform team 14 days to</w:t>
-      </w:r>
-      <w:r>
-        <w:t xml:space="preserve"> </w:t>
-      </w:r>
-      <w:r>
-        <w:t xml:space="preserve">request a quota increase from Microsoft before the deployment pipeline hits a wall.</w:t>
-      </w:r>
-    </w:p>
-    <w:bookmarkEnd w:id="74"/>
-    <w:bookmarkStart w:id="75" w:name="dr-sizing-why-max-not-sum-scenario-17"/>
-    <w:p>
-      <w:pPr>
-        <w:pStyle w:val="Heading3"/>
-      </w:pPr>
-      <w:r>
-        <w:t xml:space="preserve">5.7 DR Sizing — Why Max, Not Sum (Scenario 17)</w:t>
-      </w:r>
-    </w:p>
-    <w:p>
-      <w:pPr>
-        <w:pStyle w:val="FirstParagraph"/>
-      </w:pPr>
-      <w:r>
-        <w:t xml:space="preserve">This is the biggest cost-driver decision in ACRME. Before v2.1, DR standby was sized as a</w:t>
-      </w:r>
-      <w:r>
-        <w:t xml:space="preserve"> </w:t>
-      </w:r>
-      <w:r>
-        <w:rPr>
-          <w:bCs/>
-          <w:b/>
-        </w:rPr>
-        <w:t xml:space="preserve">percentage of production capacity</w:t>
-      </w:r>
-      <w:r>
-        <w:t xml:space="preserve"> </w:t>
-      </w:r>
-      <w:r>
-        <w:t xml:space="preserve">(30–40%). This was found to over-provision by $1.5M–$5M/year</w:t>
-      </w:r>
-      <w:r>
-        <w:t xml:space="preserve"> </w:t>
-      </w:r>
-      <w:r>
-        <w:t xml:space="preserve">at platform scale.</w:t>
-      </w:r>
-    </w:p>
-    <w:p>
-      <w:pPr>
-        <w:pStyle w:val="BodyText"/>
-      </w:pPr>
-      <w:r>
-        <w:t xml:space="preserve">The replacement formula is:</w:t>
-      </w:r>
-    </w:p>
-    <w:p>
-      <w:pPr>
-        <w:pStyle w:val="SourceCode"/>
-      </w:pPr>
-      <w:r>
-        <w:rPr>
-          <w:rStyle w:val="VerbatimChar"/>
-        </w:rPr>
-        <w:t xml:space="preserve">Destination_DR_Requirement(destination_region) =</w:t>
-      </w:r>
-      <w:r>
-        <w:br/>
-      </w:r>
-      <w:r>
-        <w:rPr>
-          <w:rStyle w:val="VerbatimChar"/>
-        </w:rPr>
-        <w:t xml:space="preserve">    MAX over all source regions that send DR customers to this destination (</w:t>
-      </w:r>
-      <w:r>
-        <w:br/>
-      </w:r>
-      <w:r>
-        <w:rPr>
-          <w:rStyle w:val="VerbatimChar"/>
-        </w:rPr>
-        <w:t xml:space="preserve">        the quantity of VMs/vCPUs from that source that must failover here</w:t>
-      </w:r>
-      <w:r>
-        <w:br/>
-      </w:r>
-      <w:r>
-        <w:rPr>
-          <w:rStyle w:val="VerbatimChar"/>
-        </w:rPr>
-        <w:t xml:space="preserve">    )</w:t>
-      </w:r>
-    </w:p>
-    <w:p>
-      <w:pPr>
-        <w:pStyle w:val="FirstParagraph"/>
-      </w:pPr>
-      <w:r>
-        <w:rPr>
-          <w:bCs/>
-          <w:b/>
-        </w:rPr>
-        <w:t xml:space="preserve">Why MAX and not SUM?</w:t>
-      </w:r>
-      <w:r>
-        <w:t xml:space="preserve"> </w:t>
-      </w:r>
-      <w:r>
-        <w:t xml:space="preserve">The design assumes</w:t>
-      </w:r>
-      <w:r>
-        <w:t xml:space="preserve"> </w:t>
-      </w:r>
-      <w:r>
-        <w:rPr>
-          <w:bCs/>
-          <w:b/>
-        </w:rPr>
-        <w:t xml:space="preserve">only one production region fails at a time</w:t>
-      </w:r>
-      <w:r>
-        <w:t xml:space="preserve"> </w:t>
-      </w:r>
-      <w:r>
-        <w:t xml:space="preserve">(the</w:t>
-      </w:r>
-      <w:r>
-        <w:t xml:space="preserve"> </w:t>
-      </w:r>
-      <w:r>
-        <w:t xml:space="preserve">single-failure assumption, DR-001). Because failures are mutually exclusive, the destination never</w:t>
-      </w:r>
-      <w:r>
-        <w:t xml:space="preserve"> </w:t>
-      </w:r>
-      <w:r>
-        <w:t xml:space="preserve">needs to host simultaneous failovers from multiple sources. It only ever absorbs the</w:t>
-      </w:r>
-      <w:r>
-        <w:t xml:space="preserve"> </w:t>
-      </w:r>
-      <w:r>
-        <w:rPr>
-          <w:iCs/>
-          <w:i/>
-        </w:rPr>
-        <w:t xml:space="preserve">largest</w:t>
-      </w:r>
-      <w:r>
-        <w:t xml:space="preserve"> </w:t>
-      </w:r>
-      <w:r>
-        <w:t xml:space="preserve">one.</w:t>
-      </w:r>
-    </w:p>
-    <w:p>
-      <w:pPr>
-        <w:pStyle w:val="BodyText"/>
-      </w:pPr>
-      <w:r>
-        <w:rPr>
-          <w:bCs/>
-          <w:b/>
-        </w:rPr>
-        <w:t xml:space="preserve">Example from Requirements Appendix D:</w:t>
-      </w:r>
-    </w:p>
-    <w:p>
-      <w:pPr>
-        <w:pStyle w:val="SourceCode"/>
-      </w:pPr>
-      <w:r>
-        <w:rPr>
-          <w:rStyle w:val="VerbatimChar"/>
-        </w:rPr>
-        <w:t xml:space="preserve">Sweden Central hosts DR standby for:</w:t>
-      </w:r>
-      <w:r>
-        <w:br/>
-      </w:r>
-      <w:r>
-        <w:rPr>
-          <w:rStyle w:val="VerbatimChar"/>
-        </w:rPr>
-        <w:t xml:space="preserve">  → Switzerland North customers: 120 cores</w:t>
-      </w:r>
-      <w:r>
-        <w:br/>
-      </w:r>
-      <w:r>
-        <w:rPr>
-          <w:rStyle w:val="VerbatimChar"/>
-        </w:rPr>
-        <w:t xml:space="preserve">  → (hypothetically) a third EU region: 80 cores</w:t>
-      </w:r>
-      <w:r>
-        <w:br/>
-      </w:r>
-      <w:r>
-        <w:br/>
-      </w:r>
-      <w:r>
-        <w:rPr>
-          <w:rStyle w:val="VerbatimChar"/>
-        </w:rPr>
-        <w:t xml:space="preserve">SUM sizing (old): 120 + 80 = 200 cores required</w:t>
-      </w:r>
-      <w:r>
-        <w:br/>
-      </w:r>
-      <w:r>
-        <w:rPr>
-          <w:rStyle w:val="VerbatimChar"/>
-        </w:rPr>
-        <w:t xml:space="preserve">MAX sizing (new): max(120, 80) = 120 cores required</w:t>
-      </w:r>
-      <w:r>
-        <w:br/>
-      </w:r>
-      <w:r>
-        <w:rPr>
-          <w:rStyle w:val="VerbatimChar"/>
-        </w:rPr>
-        <w:t xml:space="preserve">Saving: 80 cores (40%) removed with no loss of protection</w:t>
-      </w:r>
-    </w:p>
-    <w:p>
-      <w:pPr>
-        <w:pStyle w:val="FirstParagraph"/>
-      </w:pPr>
-      <w:r>
-        <w:t xml:space="preserve">If the single-failure assumption is ever violated (two regions fail simultaneously), the standby is</w:t>
-      </w:r>
-      <w:r>
-        <w:t xml:space="preserve"> </w:t>
-      </w:r>
-      <w:r>
-        <w:t xml:space="preserve">overcommitted. The Overcommit_Ratio quantifies this exposure and is required input for the POC-011</w:t>
-      </w:r>
-      <w:r>
-        <w:t xml:space="preserve"> </w:t>
-      </w:r>
-      <w:r>
-        <w:t xml:space="preserve">risk sign-off that gates production reliance on max-not-sum.</w:t>
-      </w:r>
-    </w:p>
-    <w:p>
-      <w:pPr>
-        <w:pStyle w:val="BodyText"/>
-      </w:pPr>
-      <w:r>
-        <w:t xml:space="preserve">A</w:t>
-      </w:r>
-      <w:r>
-        <w:t xml:space="preserve"> </w:t>
-      </w:r>
-      <w:r>
-        <w:rPr>
-          <w:bCs/>
-          <w:b/>
-        </w:rPr>
-        <w:t xml:space="preserve">SUM override (C-11)</w:t>
-      </w:r>
-      <w:r>
-        <w:t xml:space="preserve"> </w:t>
-      </w:r>
-      <w:r>
-        <w:t xml:space="preserve">is available per-scope in PlacementPolicy for customers or geographies</w:t>
-      </w:r>
-      <w:r>
-        <w:t xml:space="preserve"> </w:t>
-      </w:r>
-      <w:r>
-        <w:t xml:space="preserve">that contractually require protection against concurrent regional failures.</w:t>
-      </w:r>
-    </w:p>
-    <w:bookmarkEnd w:id="75"/>
-    <w:bookmarkStart w:id="76" w:name="Xb58b311a3f565675b10537ca4ba80a866e4b7c9"/>
-    <w:p>
-      <w:pPr>
-        <w:pStyle w:val="Heading3"/>
-      </w:pPr>
-      <w:r>
-        <w:t xml:space="preserve">5.8 Happy Path — Steady-State Capacity Management</w:t>
-      </w:r>
-    </w:p>
-    <w:p>
-      <w:pPr>
-        <w:pStyle w:val="FirstParagraph"/>
-      </w:pPr>
-      <w:r>
-        <w:t xml:space="preserve">All conditions normal for West US 3, Prod CRG, E16ads_v5:</w:t>
-      </w:r>
-    </w:p>
-    <w:p>
-      <w:pPr>
-        <w:pStyle w:val="SourceCode"/>
-      </w:pPr>
-      <w:r>
-        <w:rPr>
-          <w:rStyle w:val="VerbatimChar"/>
-        </w:rPr>
-        <w:t xml:space="preserve">Allocated VM Count     = 3  (the 3 production VMs are running)</w:t>
-      </w:r>
-      <w:r>
-        <w:br/>
-      </w:r>
-      <w:r>
-        <w:rPr>
-          <w:rStyle w:val="VerbatimChar"/>
-        </w:rPr>
-        <w:t xml:space="preserve">Configured Buffer      = 2  (policy: always keep 2 extra slots ready)</w:t>
-      </w:r>
-      <w:r>
-        <w:br/>
-      </w:r>
-      <w:r>
-        <w:rPr>
-          <w:rStyle w:val="VerbatimChar"/>
-        </w:rPr>
-        <w:t xml:space="preserve">Target Reserved        = 5</w:t>
-      </w:r>
-      <w:r>
-        <w:br/>
-      </w:r>
-      <w:r>
-        <w:br/>
-      </w:r>
-      <w:r>
-        <w:rPr>
-          <w:rStyle w:val="VerbatimChar"/>
-        </w:rPr>
-        <w:t xml:space="preserve">Reserved Quantity      = 5</w:t>
-      </w:r>
-      <w:r>
-        <w:br/>
-      </w:r>
-      <w:r>
-        <w:rPr>
-          <w:rStyle w:val="VerbatimChar"/>
-        </w:rPr>
-        <w:t xml:space="preserve">Reservation Headroom   = 5 − 3 = 2</w:t>
-      </w:r>
-      <w:r>
-        <w:br/>
-      </w:r>
-      <w:r>
-        <w:rPr>
-          <w:rStyle w:val="VerbatimChar"/>
-        </w:rPr>
-        <w:t xml:space="preserve">Reservation Deficit    = max(0, 5 − 5) = 0</w:t>
-      </w:r>
-      <w:r>
-        <w:br/>
-      </w:r>
-      <w:r>
-        <w:br/>
-      </w:r>
-      <w:r>
-        <w:rPr>
-          <w:rStyle w:val="VerbatimChar"/>
-        </w:rPr>
-        <w:t xml:space="preserve">Utilisation = 3 / 5 = 60%</w:t>
-      </w:r>
-      <w:r>
-        <w:br/>
-      </w:r>
-      <w:r>
-        <w:rPr>
-          <w:rStyle w:val="VerbatimChar"/>
-        </w:rPr>
-        <w:t xml:space="preserve">20% threshold not breached (utilisation is above threshold in the wrong direction — this</w:t>
-      </w:r>
-      <w:r>
-        <w:br/>
-      </w:r>
-      <w:r>
-        <w:rPr>
-          <w:rStyle w:val="VerbatimChar"/>
-        </w:rPr>
-        <w:t xml:space="preserve">  would actually be concerning, but the threshold fires when utilisation hits the threshold</w:t>
-      </w:r>
-      <w:r>
-        <w:br/>
-      </w:r>
-      <w:r>
-        <w:rPr>
-          <w:rStyle w:val="VerbatimChar"/>
-        </w:rPr>
-        <w:t xml:space="preserve">  from below, meaning the CRG is filling up)</w:t>
-      </w:r>
-    </w:p>
-    <w:p>
-      <w:pPr>
-        <w:pStyle w:val="FirstParagraph"/>
-      </w:pPr>
-      <w:r>
-        <w:t xml:space="preserve">Wait — clarifying the threshold direction: the auto-increase trigger fires when utilisation of the</w:t>
-      </w:r>
-      <w:r>
-        <w:t xml:space="preserve"> </w:t>
-      </w:r>
-      <w:r>
-        <w:t xml:space="preserve">CRG</w:t>
-      </w:r>
-      <w:r>
-        <w:t xml:space="preserve"> </w:t>
-      </w:r>
-      <w:r>
-        <w:rPr>
-          <w:bCs/>
-          <w:b/>
-        </w:rPr>
-        <w:t xml:space="preserve">exceeds</w:t>
-      </w:r>
-      <w:r>
-        <w:t xml:space="preserve"> </w:t>
-      </w:r>
-      <w:r>
-        <w:t xml:space="preserve">the threshold, i.e., the CRG is getting full. At 60% utilisation on a Prod CRG</w:t>
-      </w:r>
-      <w:r>
-        <w:t xml:space="preserve"> </w:t>
-      </w:r>
-      <w:r>
-        <w:t xml:space="preserve">(threshold 20%), the CRG is already well above threshold — the engine would have already raised a</w:t>
-      </w:r>
-      <w:r>
-        <w:t xml:space="preserve"> </w:t>
-      </w:r>
-      <w:r>
-        <w:t xml:space="preserve">capacity increase request earlier, when utilisation first hit 20%.</w:t>
-      </w:r>
-    </w:p>
-    <w:p>
-      <w:pPr>
-        <w:pStyle w:val="BodyText"/>
-      </w:pPr>
-      <w:r>
-        <w:t xml:space="preserve">Revised happy path:</w:t>
-      </w:r>
-    </w:p>
-    <w:p>
-      <w:pPr>
-        <w:pStyle w:val="SourceCode"/>
-      </w:pPr>
-      <w:r>
-        <w:rPr>
-          <w:rStyle w:val="VerbatimChar"/>
-        </w:rPr>
-        <w:t xml:space="preserve">Allocated VM Count     = 1 of 5 reserved slots used (20% utilisation)</w:t>
-      </w:r>
-      <w:r>
-        <w:br/>
-      </w:r>
-      <w:r>
-        <w:rPr>
-          <w:rStyle w:val="VerbatimChar"/>
-        </w:rPr>
-        <w:t xml:space="preserve">Utilisation = 1 / 5 = 20%</w:t>
-      </w:r>
-      <w:r>
-        <w:br/>
-      </w:r>
-      <w:r>
-        <w:rPr>
-          <w:rStyle w:val="VerbatimChar"/>
-        </w:rPr>
-        <w:t xml:space="preserve">Threshold   = 20%  → trigger fires → CapacityIncreaseRequest raised</w:t>
-      </w:r>
-    </w:p>
-    <w:p>
-      <w:pPr>
-        <w:pStyle w:val="FirstParagraph"/>
-      </w:pPr>
-      <w:r>
-        <w:t xml:space="preserve">The request is raised, debounce cooldown starts (30 min), operator approval obtained (Phase 1),</w:t>
-      </w:r>
-      <w:r>
-        <w:t xml:space="preserve"> </w:t>
-      </w:r>
-      <w:r>
-        <w:t xml:space="preserve">new CRG quantity updated.</w:t>
-      </w:r>
-    </w:p>
-    <w:bookmarkEnd w:id="76"/>
-    <w:bookmarkStart w:id="77" w:name="X44d29a550540cd2ab39dc2745913c1932cf37d7"/>
-    <w:p>
-      <w:pPr>
-        <w:pStyle w:val="Heading3"/>
-      </w:pPr>
-      <w:r>
-        <w:t xml:space="preserve">5.9 Sad Path — Azure Cannot Supply the Requested Capacity</w:t>
-      </w:r>
-    </w:p>
-    <w:p>
-      <w:pPr>
-        <w:pStyle w:val="FirstParagraph"/>
-      </w:pPr>
-      <w:r>
-        <w:t xml:space="preserve">After ACRME raises a capacity increase request and submits it to Azure, Azure responds that it</w:t>
-      </w:r>
-      <w:r>
-        <w:t xml:space="preserve"> </w:t>
-      </w:r>
-      <w:r>
-        <w:t xml:space="preserve">cannot supply the requested SKU/zone at this time:</w:t>
-      </w:r>
-    </w:p>
-    <w:p>
-      <w:pPr>
-        <w:pStyle w:val="SourceCode"/>
-      </w:pPr>
-      <w:r>
-        <w:rPr>
-          <w:rStyle w:val="VerbatimChar"/>
-        </w:rPr>
-        <w:t xml:space="preserve">Azure response: CAPACITY_UNAVAILABLE for E16ads_v5 in West US 3, Zone 2</w:t>
-      </w:r>
-      <w:r>
-        <w:br/>
-      </w:r>
-      <w:r>
-        <w:rPr>
-          <w:rStyle w:val="VerbatimChar"/>
-        </w:rPr>
-        <w:t xml:space="preserve">ACRME action:</w:t>
-      </w:r>
-      <w:r>
-        <w:br/>
-      </w:r>
-      <w:r>
-        <w:rPr>
-          <w:rStyle w:val="VerbatimChar"/>
-        </w:rPr>
-        <w:t xml:space="preserve">  1. Hold current CRG quantity (do not reduce below current level).</w:t>
-      </w:r>
-      <w:r>
-        <w:br/>
-      </w:r>
-      <w:r>
-        <w:rPr>
-          <w:rStyle w:val="VerbatimChar"/>
-        </w:rPr>
-        <w:t xml:space="preserve">  2. Raise alert: "Capacity unavailable — reservation increase failed for West US 3 / E16ads_v5 / Zone 2".</w:t>
-      </w:r>
-      <w:r>
-        <w:br/>
-      </w:r>
-      <w:r>
-        <w:rPr>
-          <w:rStyle w:val="VerbatimChar"/>
-        </w:rPr>
-        <w:t xml:space="preserve">  3. Expose buffer deficit in the observability dashboard.</w:t>
-      </w:r>
-      <w:r>
-        <w:br/>
-      </w:r>
-      <w:r>
-        <w:rPr>
-          <w:rStyle w:val="VerbatimChar"/>
-        </w:rPr>
-        <w:t xml:space="preserve">  4. Do NOT delete or reduce the reservation object (CAP-009/010).</w:t>
-      </w:r>
-      <w:r>
-        <w:br/>
-      </w:r>
-      <w:r>
-        <w:rPr>
-          <w:rStyle w:val="VerbatimChar"/>
-        </w:rPr>
-        <w:t xml:space="preserve">  5. Retry according to the reconciliation cadence (target 6-minute cycle).</w:t>
-      </w:r>
-      <w:r>
-        <w:br/>
-      </w:r>
-      <w:r>
-        <w:rPr>
-          <w:rStyle w:val="VerbatimChar"/>
-        </w:rPr>
-        <w:t xml:space="preserve">  6. Escalate to emergency transfer tiers if the deficit is critical and a DR event is active.</w:t>
-      </w:r>
-    </w:p>
-    <w:p>
-      <w:pPr>
-        <w:pStyle w:val="FirstParagraph"/>
-      </w:pPr>
-      <w:r>
-        <w:t xml:space="preserve">The deployment readiness gate (Scenario 19) returns</w:t>
-      </w:r>
-      <w:r>
-        <w:t xml:space="preserve"> </w:t>
-      </w:r>
-      <w:r>
-        <w:rPr>
-          <w:rStyle w:val="VerbatimChar"/>
-        </w:rPr>
-        <w:t xml:space="preserve">CAPACITY_UNAVAILABLE</w:t>
-      </w:r>
-      <w:r>
-        <w:t xml:space="preserve"> </w:t>
-      </w:r>
-      <w:r>
-        <w:t xml:space="preserve">for any new deployment</w:t>
-      </w:r>
-      <w:r>
-        <w:t xml:space="preserve"> </w:t>
-      </w:r>
-      <w:r>
-        <w:t xml:space="preserve">request that depends on this CRG until the situation resolves.</w:t>
-      </w:r>
-    </w:p>
-    <w:bookmarkEnd w:id="77"/>
-    <w:bookmarkStart w:id="78" w:name="standby-activation-during-dr-scenario-18"/>
-    <w:p>
-      <w:pPr>
-        <w:pStyle w:val="Heading3"/>
-      </w:pPr>
-      <w:r>
-        <w:t xml:space="preserve">5.10 Standby Activation During DR (Scenario 18)</w:t>
-      </w:r>
-    </w:p>
-    <w:p>
-      <w:pPr>
-        <w:pStyle w:val="FirstParagraph"/>
-      </w:pPr>
-      <w:r>
-        <w:t xml:space="preserve">When a DR event is declared and the engine enters</w:t>
-      </w:r>
-      <w:r>
-        <w:t xml:space="preserve"> </w:t>
-      </w:r>
-      <w:r>
-        <w:rPr>
-          <w:rStyle w:val="VerbatimChar"/>
-        </w:rPr>
-        <w:t xml:space="preserve">DR_EVENT_ACTIVE</w:t>
-      </w:r>
-      <w:r>
-        <w:t xml:space="preserve">:</w:t>
       </w:r>
     </w:p>
     <w:p>
@@ -14727,37 +14315,17 @@
         <w:pStyle w:val="Compact"/>
       </w:pPr>
       <w:r>
-        <w:t xml:space="preserve">Standby VMs (currently</w:t>
-      </w:r>
-      <w:r>
-        <w:t xml:space="preserve"> </w:t>
-      </w:r>
-      <w:r>
-        <w:rPr>
-          <w:rStyle w:val="VerbatimChar"/>
-        </w:rPr>
-        <w:t xml:space="preserve">associated</w:t>
-      </w:r>
-      <w:r>
-        <w:t xml:space="preserve"> </w:t>
-      </w:r>
-      <w:r>
-        <w:t xml:space="preserve">with the destination CRG but not running) transition to</w:t>
-      </w:r>
-      <w:r>
-        <w:t xml:space="preserve"> </w:t>
-      </w:r>
-      <w:r>
-        <w:rPr>
-          <w:rStyle w:val="VerbatimChar"/>
-        </w:rPr>
-        <w:t xml:space="preserve">allocated</w:t>
-      </w:r>
-      <w:r>
-        <w:t xml:space="preserve"> </w:t>
-      </w:r>
-      <w:r>
-        <w:t xml:space="preserve">(active, consuming capacity).</w:t>
+        <w:rPr>
+          <w:bCs/>
+          <w:b/>
+        </w:rPr>
+        <w:t xml:space="preserve">Growth_Buffer</w:t>
+      </w:r>
+      <w:r>
+        <w:t xml:space="preserve"> </w:t>
+      </w:r>
+      <w:r>
+        <w:t xml:space="preserve">is a policy percentage for forecast uncertainty.</w:t>
       </w:r>
     </w:p>
     <w:p>
@@ -14769,81 +14337,836 @@
         <w:pStyle w:val="Compact"/>
       </w:pPr>
       <w:r>
-        <w:t xml:space="preserve">This happens in</w:t>
-      </w:r>
-      <w:r>
-        <w:t xml:space="preserve"> </w:t>
-      </w:r>
-      <w:r>
-        <w:rPr>
-          <w:bCs/>
-          <w:b/>
-        </w:rPr>
-        <w:t xml:space="preserve">priority waves</w:t>
-      </w:r>
-      <w:r>
-        <w:t xml:space="preserve">: Wave 0 (platform control planes first), then Wave 1</w:t>
-      </w:r>
-      <w:r>
-        <w:t xml:space="preserve"> </w:t>
-      </w:r>
-      <w:r>
-        <w:t xml:space="preserve">(highest-priority customers), then subsequent waves in business-priority order.</w:t>
+        <w:rPr>
+          <w:bCs/>
+          <w:b/>
+        </w:rPr>
+        <w:t xml:space="preserve">DR_Buffer</w:t>
+      </w:r>
+      <w:r>
+        <w:t xml:space="preserve"> </w:t>
+      </w:r>
+      <w:r>
+        <w:t xml:space="preserve">is the extra units required by DR recovery policy.</w:t>
+      </w:r>
+    </w:p>
+    <w:p>
+      <w:pPr>
+        <w:pStyle w:val="FirstParagraph"/>
+      </w:pPr>
+      <w:r>
+        <w:t xml:space="preserve">This is advisory — recommendations from the forecast are reviewed before acting. The horizon and</w:t>
+      </w:r>
+      <w:r>
+        <w:t xml:space="preserve"> </w:t>
+      </w:r>
+      <w:r>
+        <w:t xml:space="preserve">buffer values are stored in PlacementPolicy, not hard-coded.</w:t>
+      </w:r>
+    </w:p>
+    <w:p>
+      <w:pPr>
+        <w:pStyle w:val="BodyText"/>
+      </w:pPr>
+      <w:r>
+        <w:rPr>
+          <w:bCs/>
+          <w:b/>
+        </w:rPr>
+        <w:t xml:space="preserve">Lead-time alerting:</w:t>
+      </w:r>
+      <w:r>
+        <w:t xml:space="preserve"> </w:t>
+      </w:r>
+      <w:r>
+        <w:t xml:space="preserve">when forecast demand is projected to reach 80% of the quota limit within 14</w:t>
+      </w:r>
+      <w:r>
+        <w:t xml:space="preserve"> </w:t>
+      </w:r>
+      <w:r>
+        <w:t xml:space="preserve">days, the engine emits</w:t>
+      </w:r>
+      <w:r>
+        <w:t xml:space="preserve"> </w:t>
+      </w:r>
+      <w:r>
+        <w:rPr>
+          <w:rStyle w:val="VerbatimChar"/>
+        </w:rPr>
+        <w:t xml:space="preserve">ForecastApproachingQuotaLimit</w:t>
+      </w:r>
+      <w:r>
+        <w:t xml:space="preserve">. This gives the platform team 14 days to</w:t>
+      </w:r>
+      <w:r>
+        <w:t xml:space="preserve"> </w:t>
+      </w:r>
+      <w:r>
+        <w:t xml:space="preserve">request a quota increase from Microsoft before the deployment pipeline hits a wall.</w:t>
+      </w:r>
+    </w:p>
+    <w:bookmarkEnd w:id="74"/>
+    <w:bookmarkStart w:id="75" w:name="dr-sizing-why-max-not-sum-scenario-17"/>
+    <w:p>
+      <w:pPr>
+        <w:pStyle w:val="Heading3"/>
+      </w:pPr>
+      <w:r>
+        <w:t xml:space="preserve">5.7 DR Sizing — Why Max, Not Sum (Scenario 17)</w:t>
+      </w:r>
+    </w:p>
+    <w:p>
+      <w:pPr>
+        <w:pStyle w:val="FirstParagraph"/>
+      </w:pPr>
+      <w:r>
+        <w:t xml:space="preserve">This is the biggest cost-driver decision in ACRME. Before v2.1, DR standby was sized as a</w:t>
+      </w:r>
+      <w:r>
+        <w:t xml:space="preserve"> </w:t>
+      </w:r>
+      <w:r>
+        <w:rPr>
+          <w:bCs/>
+          <w:b/>
+        </w:rPr>
+        <w:t xml:space="preserve">percentage of production capacity</w:t>
+      </w:r>
+      <w:r>
+        <w:t xml:space="preserve"> </w:t>
+      </w:r>
+      <w:r>
+        <w:t xml:space="preserve">(30–40%). This was found to over-provision by $1.5M–$5M/year</w:t>
+      </w:r>
+      <w:r>
+        <w:t xml:space="preserve"> </w:t>
+      </w:r>
+      <w:r>
+        <w:t xml:space="preserve">at platform scale.</w:t>
+      </w:r>
+    </w:p>
+    <w:p>
+      <w:pPr>
+        <w:pStyle w:val="BodyText"/>
+      </w:pPr>
+      <w:r>
+        <w:t xml:space="preserve">The replacement formula is:</w:t>
+      </w:r>
+    </w:p>
+    <w:p>
+      <w:pPr>
+        <w:pStyle w:val="SourceCode"/>
+      </w:pPr>
+      <w:r>
+        <w:rPr>
+          <w:rStyle w:val="VerbatimChar"/>
+        </w:rPr>
+        <w:t xml:space="preserve">Destination_DR_Requirement(destination_region) =</w:t>
+      </w:r>
+      <w:r>
+        <w:br/>
+      </w:r>
+      <w:r>
+        <w:rPr>
+          <w:rStyle w:val="VerbatimChar"/>
+        </w:rPr>
+        <w:t xml:space="preserve">    MAX over all source regions that send DR customers to this destination (</w:t>
+      </w:r>
+      <w:r>
+        <w:br/>
+      </w:r>
+      <w:r>
+        <w:rPr>
+          <w:rStyle w:val="VerbatimChar"/>
+        </w:rPr>
+        <w:t xml:space="preserve">        the quantity of VMs/vCPUs from that source that must failover here</w:t>
+      </w:r>
+      <w:r>
+        <w:br/>
+      </w:r>
+      <w:r>
+        <w:rPr>
+          <w:rStyle w:val="VerbatimChar"/>
+        </w:rPr>
+        <w:t xml:space="preserve">    )</w:t>
+      </w:r>
+    </w:p>
+    <w:p>
+      <w:pPr>
+        <w:pStyle w:val="FirstParagraph"/>
+      </w:pPr>
+      <w:r>
+        <w:rPr>
+          <w:bCs/>
+          <w:b/>
+        </w:rPr>
+        <w:t xml:space="preserve">Why MAX and not SUM?</w:t>
+      </w:r>
+      <w:r>
+        <w:t xml:space="preserve"> </w:t>
+      </w:r>
+      <w:r>
+        <w:t xml:space="preserve">The design assumes</w:t>
+      </w:r>
+      <w:r>
+        <w:t xml:space="preserve"> </w:t>
+      </w:r>
+      <w:r>
+        <w:rPr>
+          <w:bCs/>
+          <w:b/>
+        </w:rPr>
+        <w:t xml:space="preserve">only one production region fails at a time</w:t>
+      </w:r>
+      <w:r>
+        <w:t xml:space="preserve"> </w:t>
+      </w:r>
+      <w:r>
+        <w:t xml:space="preserve">(the</w:t>
+      </w:r>
+      <w:r>
+        <w:t xml:space="preserve"> </w:t>
+      </w:r>
+      <w:r>
+        <w:t xml:space="preserve">single-failure assumption, DR-001). Because failures are mutually exclusive, the destination never</w:t>
+      </w:r>
+      <w:r>
+        <w:t xml:space="preserve"> </w:t>
+      </w:r>
+      <w:r>
+        <w:t xml:space="preserve">needs to host simultaneous failovers from multiple sources. It only ever absorbs the</w:t>
+      </w:r>
+      <w:r>
+        <w:t xml:space="preserve"> </w:t>
+      </w:r>
+      <w:r>
+        <w:rPr>
+          <w:iCs/>
+          <w:i/>
+        </w:rPr>
+        <w:t xml:space="preserve">largest</w:t>
+      </w:r>
+      <w:r>
+        <w:t xml:space="preserve"> </w:t>
+      </w:r>
+      <w:r>
+        <w:t xml:space="preserve">one.</w:t>
+      </w:r>
+    </w:p>
+    <w:p>
+      <w:pPr>
+        <w:pStyle w:val="BodyText"/>
+      </w:pPr>
+      <w:r>
+        <w:rPr>
+          <w:bCs/>
+          <w:b/>
+        </w:rPr>
+        <w:t xml:space="preserve">Example from Requirements Appendix D:</w:t>
+      </w:r>
+    </w:p>
+    <w:p>
+      <w:pPr>
+        <w:pStyle w:val="SourceCode"/>
+      </w:pPr>
+      <w:r>
+        <w:rPr>
+          <w:rStyle w:val="VerbatimChar"/>
+        </w:rPr>
+        <w:t xml:space="preserve">Sweden Central hosts DR standby for:</w:t>
+      </w:r>
+      <w:r>
+        <w:br/>
+      </w:r>
+      <w:r>
+        <w:rPr>
+          <w:rStyle w:val="VerbatimChar"/>
+        </w:rPr>
+        <w:t xml:space="preserve">  → Switzerland North customers: 120 cores</w:t>
+      </w:r>
+      <w:r>
+        <w:br/>
+      </w:r>
+      <w:r>
+        <w:rPr>
+          <w:rStyle w:val="VerbatimChar"/>
+        </w:rPr>
+        <w:t xml:space="preserve">  → (hypothetically) a third EU region: 80 cores</w:t>
+      </w:r>
+      <w:r>
+        <w:br/>
+      </w:r>
+      <w:r>
+        <w:br/>
+      </w:r>
+      <w:r>
+        <w:rPr>
+          <w:rStyle w:val="VerbatimChar"/>
+        </w:rPr>
+        <w:t xml:space="preserve">SUM sizing (old): 120 + 80 = 200 cores required</w:t>
+      </w:r>
+      <w:r>
+        <w:br/>
+      </w:r>
+      <w:r>
+        <w:rPr>
+          <w:rStyle w:val="VerbatimChar"/>
+        </w:rPr>
+        <w:t xml:space="preserve">MAX sizing (new): max(120, 80) = 120 cores required</w:t>
+      </w:r>
+      <w:r>
+        <w:br/>
+      </w:r>
+      <w:r>
+        <w:rPr>
+          <w:rStyle w:val="VerbatimChar"/>
+        </w:rPr>
+        <w:t xml:space="preserve">Saving: 80 cores (40%) removed with no loss of protection</w:t>
+      </w:r>
+    </w:p>
+    <w:p>
+      <w:pPr>
+        <w:pStyle w:val="FirstParagraph"/>
+      </w:pPr>
+      <w:r>
+        <w:t xml:space="preserve">If the single-failure assumption is ever violated (two regions fail simultaneously), the standby is</w:t>
+      </w:r>
+      <w:r>
+        <w:t xml:space="preserve"> </w:t>
+      </w:r>
+      <w:r>
+        <w:t xml:space="preserve">overcommitted. The Overcommit_Ratio quantifies this exposure and is required input for the POC-011</w:t>
+      </w:r>
+      <w:r>
+        <w:t xml:space="preserve"> </w:t>
+      </w:r>
+      <w:r>
+        <w:t xml:space="preserve">risk sign-off that gates production reliance on max-not-sum.</w:t>
+      </w:r>
+    </w:p>
+    <w:p>
+      <w:pPr>
+        <w:pStyle w:val="BodyText"/>
+      </w:pPr>
+      <w:r>
+        <w:t xml:space="preserve">A</w:t>
+      </w:r>
+      <w:r>
+        <w:t xml:space="preserve"> </w:t>
+      </w:r>
+      <w:r>
+        <w:rPr>
+          <w:bCs/>
+          <w:b/>
+        </w:rPr>
+        <w:t xml:space="preserve">SUM override (C-11)</w:t>
+      </w:r>
+      <w:r>
+        <w:t xml:space="preserve"> </w:t>
+      </w:r>
+      <w:r>
+        <w:t xml:space="preserve">is available per-scope in PlacementPolicy for customers or geographies</w:t>
+      </w:r>
+      <w:r>
+        <w:t xml:space="preserve"> </w:t>
+      </w:r>
+      <w:r>
+        <w:t xml:space="preserve">that contractually require protection against concurrent regional failures.</w:t>
+      </w:r>
+    </w:p>
+    <w:bookmarkEnd w:id="75"/>
+    <w:bookmarkStart w:id="76" w:name="Xb58b311a3f565675b10537ca4ba80a866e4b7c9"/>
+    <w:p>
+      <w:pPr>
+        <w:pStyle w:val="Heading3"/>
+      </w:pPr>
+      <w:r>
+        <w:t xml:space="preserve">5.8 Happy Path — Steady-State Capacity Management</w:t>
+      </w:r>
+    </w:p>
+    <w:p>
+      <w:pPr>
+        <w:pStyle w:val="FirstParagraph"/>
+      </w:pPr>
+      <w:r>
+        <w:t xml:space="preserve">All conditions normal for West US 3, Prod CRG, E16ads_v5:</w:t>
+      </w:r>
+    </w:p>
+    <w:p>
+      <w:pPr>
+        <w:pStyle w:val="SourceCode"/>
+      </w:pPr>
+      <w:r>
+        <w:rPr>
+          <w:rStyle w:val="VerbatimChar"/>
+        </w:rPr>
+        <w:t xml:space="preserve">Allocated VM Count     = 3  (the 3 production VMs are running)</w:t>
+      </w:r>
+      <w:r>
+        <w:br/>
+      </w:r>
+      <w:r>
+        <w:rPr>
+          <w:rStyle w:val="VerbatimChar"/>
+        </w:rPr>
+        <w:t xml:space="preserve">Configured Buffer      = 2  (policy: always keep 2 extra slots ready)</w:t>
+      </w:r>
+      <w:r>
+        <w:br/>
+      </w:r>
+      <w:r>
+        <w:rPr>
+          <w:rStyle w:val="VerbatimChar"/>
+        </w:rPr>
+        <w:t xml:space="preserve">Target Reserved        = 5</w:t>
+      </w:r>
+      <w:r>
+        <w:br/>
+      </w:r>
+      <w:r>
+        <w:br/>
+      </w:r>
+      <w:r>
+        <w:rPr>
+          <w:rStyle w:val="VerbatimChar"/>
+        </w:rPr>
+        <w:t xml:space="preserve">Reserved Quantity      = 5</w:t>
+      </w:r>
+      <w:r>
+        <w:br/>
+      </w:r>
+      <w:r>
+        <w:rPr>
+          <w:rStyle w:val="VerbatimChar"/>
+        </w:rPr>
+        <w:t xml:space="preserve">Reservation Headroom   = 5 − 3 = 2</w:t>
+      </w:r>
+      <w:r>
+        <w:br/>
+      </w:r>
+      <w:r>
+        <w:rPr>
+          <w:rStyle w:val="VerbatimChar"/>
+        </w:rPr>
+        <w:t xml:space="preserve">Reservation Deficit    = max(0, 5 − 5) = 0</w:t>
+      </w:r>
+      <w:r>
+        <w:br/>
+      </w:r>
+      <w:r>
+        <w:br/>
+      </w:r>
+      <w:r>
+        <w:rPr>
+          <w:rStyle w:val="VerbatimChar"/>
+        </w:rPr>
+        <w:t xml:space="preserve">Utilisation = 3 / 5 = 60%</w:t>
+      </w:r>
+      <w:r>
+        <w:br/>
+      </w:r>
+      <w:r>
+        <w:rPr>
+          <w:rStyle w:val="VerbatimChar"/>
+        </w:rPr>
+        <w:t xml:space="preserve">20% threshold not breached (utilisation is above threshold in the wrong direction — this</w:t>
+      </w:r>
+      <w:r>
+        <w:br/>
+      </w:r>
+      <w:r>
+        <w:rPr>
+          <w:rStyle w:val="VerbatimChar"/>
+        </w:rPr>
+        <w:t xml:space="preserve">  would actually be concerning, but the threshold fires when utilisation hits the threshold</w:t>
+      </w:r>
+      <w:r>
+        <w:br/>
+      </w:r>
+      <w:r>
+        <w:rPr>
+          <w:rStyle w:val="VerbatimChar"/>
+        </w:rPr>
+        <w:t xml:space="preserve">  from below, meaning the CRG is filling up)</w:t>
+      </w:r>
+    </w:p>
+    <w:p>
+      <w:pPr>
+        <w:pStyle w:val="FirstParagraph"/>
+      </w:pPr>
+      <w:r>
+        <w:t xml:space="preserve">Wait — clarifying the threshold direction: the auto-increase trigger fires when utilisation of the</w:t>
+      </w:r>
+      <w:r>
+        <w:t xml:space="preserve"> </w:t>
+      </w:r>
+      <w:r>
+        <w:t xml:space="preserve">CRG</w:t>
+      </w:r>
+      <w:r>
+        <w:t xml:space="preserve"> </w:t>
+      </w:r>
+      <w:r>
+        <w:rPr>
+          <w:bCs/>
+          <w:b/>
+        </w:rPr>
+        <w:t xml:space="preserve">exceeds</w:t>
+      </w:r>
+      <w:r>
+        <w:t xml:space="preserve"> </w:t>
+      </w:r>
+      <w:r>
+        <w:t xml:space="preserve">the threshold, i.e., the CRG is getting full. At 60% utilisation on a Prod CRG</w:t>
+      </w:r>
+      <w:r>
+        <w:t xml:space="preserve"> </w:t>
+      </w:r>
+      <w:r>
+        <w:t xml:space="preserve">(threshold 20%), the CRG is already well above threshold — the engine would have already raised a</w:t>
+      </w:r>
+      <w:r>
+        <w:t xml:space="preserve"> </w:t>
+      </w:r>
+      <w:r>
+        <w:t xml:space="preserve">capacity increase request earlier, when utilisation first hit 20%.</w:t>
+      </w:r>
+    </w:p>
+    <w:p>
+      <w:pPr>
+        <w:pStyle w:val="BodyText"/>
+      </w:pPr>
+      <w:r>
+        <w:t xml:space="preserve">Revised happy path:</w:t>
+      </w:r>
+    </w:p>
+    <w:p>
+      <w:pPr>
+        <w:pStyle w:val="SourceCode"/>
+      </w:pPr>
+      <w:r>
+        <w:rPr>
+          <w:rStyle w:val="VerbatimChar"/>
+        </w:rPr>
+        <w:t xml:space="preserve">Allocated VM Count     = 1 of 5 reserved slots used (20% utilisation)</w:t>
+      </w:r>
+      <w:r>
+        <w:br/>
+      </w:r>
+      <w:r>
+        <w:rPr>
+          <w:rStyle w:val="VerbatimChar"/>
+        </w:rPr>
+        <w:t xml:space="preserve">Utilisation = 1 / 5 = 20%</w:t>
+      </w:r>
+      <w:r>
+        <w:br/>
+      </w:r>
+      <w:r>
+        <w:rPr>
+          <w:rStyle w:val="VerbatimChar"/>
+        </w:rPr>
+        <w:t xml:space="preserve">Threshold   = 20%  → trigger fires → CapacityIncreaseRequest raised</w:t>
+      </w:r>
+    </w:p>
+    <w:p>
+      <w:pPr>
+        <w:pStyle w:val="FirstParagraph"/>
+      </w:pPr>
+      <w:r>
+        <w:t xml:space="preserve">The request is raised, debounce cooldown starts (30 min), operator approval obtained (Phase 1),</w:t>
+      </w:r>
+      <w:r>
+        <w:t xml:space="preserve"> </w:t>
+      </w:r>
+      <w:r>
+        <w:t xml:space="preserve">new CRG quantity updated.</w:t>
+      </w:r>
+    </w:p>
+    <w:bookmarkEnd w:id="76"/>
+    <w:bookmarkStart w:id="77" w:name="X44d29a550540cd2ab39dc2745913c1932cf37d7"/>
+    <w:p>
+      <w:pPr>
+        <w:pStyle w:val="Heading3"/>
+      </w:pPr>
+      <w:r>
+        <w:t xml:space="preserve">5.9 Sad Path — Azure Cannot Supply the Requested Capacity</w:t>
+      </w:r>
+    </w:p>
+    <w:p>
+      <w:pPr>
+        <w:pStyle w:val="FirstParagraph"/>
+      </w:pPr>
+      <w:r>
+        <w:t xml:space="preserve">After ACRME raises a capacity increase request and submits it to Azure, Azure responds that it</w:t>
+      </w:r>
+      <w:r>
+        <w:t xml:space="preserve"> </w:t>
+      </w:r>
+      <w:r>
+        <w:t xml:space="preserve">cannot supply the requested SKU/zone at this time:</w:t>
+      </w:r>
+    </w:p>
+    <w:p>
+      <w:pPr>
+        <w:pStyle w:val="SourceCode"/>
+      </w:pPr>
+      <w:r>
+        <w:rPr>
+          <w:rStyle w:val="VerbatimChar"/>
+        </w:rPr>
+        <w:t xml:space="preserve">Azure response: CAPACITY_UNAVAILABLE for E16ads_v5 in West US 3, Zone 2</w:t>
+      </w:r>
+      <w:r>
+        <w:br/>
+      </w:r>
+      <w:r>
+        <w:rPr>
+          <w:rStyle w:val="VerbatimChar"/>
+        </w:rPr>
+        <w:t xml:space="preserve">ACRME action:</w:t>
+      </w:r>
+      <w:r>
+        <w:br/>
+      </w:r>
+      <w:r>
+        <w:rPr>
+          <w:rStyle w:val="VerbatimChar"/>
+        </w:rPr>
+        <w:t xml:space="preserve">  1. Hold current CRG quantity (do not reduce below current level).</w:t>
+      </w:r>
+      <w:r>
+        <w:br/>
+      </w:r>
+      <w:r>
+        <w:rPr>
+          <w:rStyle w:val="VerbatimChar"/>
+        </w:rPr>
+        <w:t xml:space="preserve">  2. Raise alert: "Capacity unavailable — reservation increase failed for West US 3 / E16ads_v5 / Zone 2".</w:t>
+      </w:r>
+      <w:r>
+        <w:br/>
+      </w:r>
+      <w:r>
+        <w:rPr>
+          <w:rStyle w:val="VerbatimChar"/>
+        </w:rPr>
+        <w:t xml:space="preserve">  3. Expose buffer deficit in the observability dashboard.</w:t>
+      </w:r>
+      <w:r>
+        <w:br/>
+      </w:r>
+      <w:r>
+        <w:rPr>
+          <w:rStyle w:val="VerbatimChar"/>
+        </w:rPr>
+        <w:t xml:space="preserve">  4. Do NOT delete or reduce the reservation object (CAP-009/010).</w:t>
+      </w:r>
+      <w:r>
+        <w:br/>
+      </w:r>
+      <w:r>
+        <w:rPr>
+          <w:rStyle w:val="VerbatimChar"/>
+        </w:rPr>
+        <w:t xml:space="preserve">  5. Retry according to the reconciliation cadence (target 6-minute cycle).</w:t>
+      </w:r>
+      <w:r>
+        <w:br/>
+      </w:r>
+      <w:r>
+        <w:rPr>
+          <w:rStyle w:val="VerbatimChar"/>
+        </w:rPr>
+        <w:t xml:space="preserve">  6. Escalate to emergency transfer tiers if the deficit is critical and a DR event is active.</w:t>
+      </w:r>
+    </w:p>
+    <w:p>
+      <w:pPr>
+        <w:pStyle w:val="FirstParagraph"/>
+      </w:pPr>
+      <w:r>
+        <w:t xml:space="preserve">The deployment readiness gate (Scenario 19) returns</w:t>
+      </w:r>
+      <w:r>
+        <w:t xml:space="preserve"> </w:t>
+      </w:r>
+      <w:r>
+        <w:rPr>
+          <w:rStyle w:val="VerbatimChar"/>
+        </w:rPr>
+        <w:t xml:space="preserve">CAPACITY_UNAVAILABLE</w:t>
+      </w:r>
+      <w:r>
+        <w:t xml:space="preserve"> </w:t>
+      </w:r>
+      <w:r>
+        <w:t xml:space="preserve">for any new deployment</w:t>
+      </w:r>
+      <w:r>
+        <w:t xml:space="preserve"> </w:t>
+      </w:r>
+      <w:r>
+        <w:t xml:space="preserve">request that depends on this CRG until the situation resolves.</w:t>
+      </w:r>
+    </w:p>
+    <w:bookmarkEnd w:id="77"/>
+    <w:bookmarkStart w:id="78" w:name="standby-activation-during-dr-scenario-18"/>
+    <w:p>
+      <w:pPr>
+        <w:pStyle w:val="Heading3"/>
+      </w:pPr>
+      <w:r>
+        <w:t xml:space="preserve">5.10 Standby Activation During DR (Scenario 18)</w:t>
+      </w:r>
+    </w:p>
+    <w:p>
+      <w:pPr>
+        <w:pStyle w:val="FirstParagraph"/>
+      </w:pPr>
+      <w:r>
+        <w:t xml:space="preserve">When a DR event is declared and the engine enters</w:t>
+      </w:r>
+      <w:r>
+        <w:t xml:space="preserve"> </w:t>
+      </w:r>
+      <w:r>
+        <w:rPr>
+          <w:rStyle w:val="VerbatimChar"/>
+        </w:rPr>
+        <w:t xml:space="preserve">DR_EVENT_ACTIVE</w:t>
+      </w:r>
+      <w:r>
+        <w:t xml:space="preserve">:</w:t>
       </w:r>
     </w:p>
     <w:p>
       <w:pPr>
         <w:numPr>
           <w:ilvl w:val="0"/>
-          <w:numId w:val="1012"/>
-        </w:numPr>
-        <w:pStyle w:val="Compact"/>
-      </w:pPr>
-      <w:r>
-        <w:t xml:space="preserve">Each wave goes through up to 7 stages of capacity acquisition:</w:t>
-      </w:r>
-    </w:p>
-    <w:p>
-      <w:pPr>
-        <w:numPr>
-          <w:ilvl w:val="1"/>
           <w:numId w:val="1013"/>
         </w:numPr>
         <w:pStyle w:val="Compact"/>
       </w:pPr>
       <w:r>
-        <w:t xml:space="preserve">Stages 1–2: use pre-staged bootstrap headroom and existing reservation — zero Azure wait time.</w:t>
+        <w:t xml:space="preserve">Standby VMs (currently</w:t>
+      </w:r>
+      <w:r>
+        <w:t xml:space="preserve"> </w:t>
+      </w:r>
+      <w:r>
+        <w:rPr>
+          <w:rStyle w:val="VerbatimChar"/>
+        </w:rPr>
+        <w:t xml:space="preserve">associated</w:t>
+      </w:r>
+      <w:r>
+        <w:t xml:space="preserve"> </w:t>
+      </w:r>
+      <w:r>
+        <w:t xml:space="preserve">with the destination CRG but not running) transition to</w:t>
+      </w:r>
+      <w:r>
+        <w:t xml:space="preserve"> </w:t>
+      </w:r>
+      <w:r>
+        <w:rPr>
+          <w:rStyle w:val="VerbatimChar"/>
+        </w:rPr>
+        <w:t xml:space="preserve">allocated</w:t>
+      </w:r>
+      <w:r>
+        <w:t xml:space="preserve"> </w:t>
+      </w:r>
+      <w:r>
+        <w:t xml:space="preserve">(active, consuming capacity).</w:t>
       </w:r>
     </w:p>
     <w:p>
       <w:pPr>
         <w:numPr>
-          <w:ilvl w:val="1"/>
+          <w:ilvl w:val="0"/>
           <w:numId w:val="1013"/>
         </w:numPr>
         <w:pStyle w:val="Compact"/>
       </w:pPr>
       <w:r>
-        <w:t xml:space="preserve">Stage 3: shut down eligible CVAL workloads (after authorisation) to free their slots.</w:t>
+        <w:t xml:space="preserve">This happens in</w:t>
+      </w:r>
+      <w:r>
+        <w:t xml:space="preserve"> </w:t>
+      </w:r>
+      <w:r>
+        <w:rPr>
+          <w:bCs/>
+          <w:b/>
+        </w:rPr>
+        <w:t xml:space="preserve">priority waves</w:t>
+      </w:r>
+      <w:r>
+        <w:t xml:space="preserve">: Wave 0 (platform control planes first), then Wave 1</w:t>
+      </w:r>
+      <w:r>
+        <w:t xml:space="preserve"> </w:t>
+      </w:r>
+      <w:r>
+        <w:t xml:space="preserve">(highest-priority customers), then subsequent waves in business-priority order.</w:t>
       </w:r>
     </w:p>
     <w:p>
       <w:pPr>
         <w:numPr>
-          <w:ilvl w:val="1"/>
+          <w:ilvl w:val="0"/>
           <w:numId w:val="1013"/>
         </w:numPr>
         <w:pStyle w:val="Compact"/>
       </w:pPr>
       <w:r>
-        <w:t xml:space="preserve">Stages 4–6: share reservations, draw pooled quota, request additional Azure capacity.</w:t>
+        <w:t xml:space="preserve">Each wave goes through up to 7 stages of capacity acquisition:</w:t>
       </w:r>
     </w:p>
     <w:p>
       <w:pPr>
         <w:numPr>
           <w:ilvl w:val="1"/>
-          <w:numId w:val="1013"/>
+          <w:numId w:val="1014"/>
+        </w:numPr>
+        <w:pStyle w:val="Compact"/>
+      </w:pPr>
+      <w:r>
+        <w:t xml:space="preserve">Stages 1–2: use pre-staged bootstrap headroom and existing reservation — zero Azure wait time.</w:t>
+      </w:r>
+    </w:p>
+    <w:p>
+      <w:pPr>
+        <w:numPr>
+          <w:ilvl w:val="1"/>
+          <w:numId w:val="1014"/>
+        </w:numPr>
+        <w:pStyle w:val="Compact"/>
+      </w:pPr>
+      <w:r>
+        <w:t xml:space="preserve">Stage 3: shut down eligible CVAL workloads (after authorisation) to free their slots.</w:t>
+      </w:r>
+    </w:p>
+    <w:p>
+      <w:pPr>
+        <w:numPr>
+          <w:ilvl w:val="1"/>
+          <w:numId w:val="1014"/>
+        </w:numPr>
+        <w:pStyle w:val="Compact"/>
+      </w:pPr>
+      <w:r>
+        <w:t xml:space="preserve">Stages 4–6: share reservations, draw pooled quota, request additional Azure capacity.</w:t>
+      </w:r>
+    </w:p>
+    <w:p>
+      <w:pPr>
+        <w:numPr>
+          <w:ilvl w:val="1"/>
+          <w:numId w:val="1014"/>
         </w:numPr>
         <w:pStyle w:val="Compact"/>
       </w:pPr>
@@ -14923,378 +15246,169 @@
       <w:pPr>
         <w:numPr>
           <w:ilvl w:val="0"/>
-          <w:numId w:val="1014"/>
-        </w:numPr>
-        <w:pStyle w:val="Compact"/>
-      </w:pPr>
-      <w:r>
-        <w:rPr>
-          <w:bCs/>
-          <w:b/>
-        </w:rPr>
-        <w:t xml:space="preserve">Availability-Set VMs are ineligible (CAP-020).</w:t>
-      </w:r>
-      <w:r>
-        <w:t xml:space="preserve"> </w:t>
-      </w:r>
-      <w:r>
-        <w:t xml:space="preserve">A VM deployed into an Azure</w:t>
-      </w:r>
-      <w:r>
-        <w:t xml:space="preserve"> </w:t>
-      </w:r>
-      <w:r>
-        <w:rPr>
-          <w:bCs/>
-          <w:b/>
-        </w:rPr>
-        <w:t xml:space="preserve">Availability Set</w:t>
-      </w:r>
-      <w:r>
-        <w:t xml:space="preserve"> </w:t>
-      </w:r>
-      <w:r>
-        <w:t xml:space="preserve">cannot be backed by a capacity reservation. Capacity reservations are an</w:t>
-      </w:r>
-      <w:r>
-        <w:t xml:space="preserve"> </w:t>
-      </w:r>
-      <w:r>
-        <w:rPr>
-          <w:bCs/>
-          <w:b/>
-        </w:rPr>
-        <w:t xml:space="preserve">availability-zone</w:t>
-      </w:r>
-      <w:r>
-        <w:t xml:space="preserve"> </w:t>
-      </w:r>
-      <w:r>
-        <w:t xml:space="preserve">concept; Availability Sets are the older, non-zonal placement model, and Azure does not let the two</w:t>
-      </w:r>
-    </w:p>
-    <w:p>
-      <w:pPr>
-        <w:numPr>
-          <w:ilvl w:val="1"/>
           <w:numId w:val="1015"/>
         </w:numPr>
         <w:pStyle w:val="Compact"/>
       </w:pPr>
       <w:r>
-        <w:t xml:space="preserve">In plain terms: if a workload is in an Availability Set, ACRME will not try to reserve capacity</w:t>
-      </w:r>
-      <w:r>
-        <w:t xml:space="preserve"> </w:t>
-      </w:r>
-      <w:r>
-        <w:t xml:space="preserve">for it — it flags it as ineligible with the reason recorded.</w:t>
+        <w:rPr>
+          <w:bCs/>
+          <w:b/>
+        </w:rPr>
+        <w:t xml:space="preserve">Availability-Set VMs are ineligible (CAP-020).</w:t>
+      </w:r>
+      <w:r>
+        <w:t xml:space="preserve"> </w:t>
+      </w:r>
+      <w:r>
+        <w:t xml:space="preserve">A VM deployed into an Azure</w:t>
+      </w:r>
+      <w:r>
+        <w:t xml:space="preserve"> </w:t>
+      </w:r>
+      <w:r>
+        <w:rPr>
+          <w:bCs/>
+          <w:b/>
+        </w:rPr>
+        <w:t xml:space="preserve">Availability Set</w:t>
+      </w:r>
+      <w:r>
+        <w:t xml:space="preserve"> </w:t>
+      </w:r>
+      <w:r>
+        <w:t xml:space="preserve">cannot be backed by a capacity reservation. Capacity reservations are an</w:t>
+      </w:r>
+      <w:r>
+        <w:t xml:space="preserve"> </w:t>
+      </w:r>
+      <w:r>
+        <w:rPr>
+          <w:bCs/>
+          <w:b/>
+        </w:rPr>
+        <w:t xml:space="preserve">availability-zone</w:t>
+      </w:r>
+      <w:r>
+        <w:t xml:space="preserve"> </w:t>
+      </w:r>
+      <w:r>
+        <w:t xml:space="preserve">concept; Availability Sets are the older, non-zonal placement model, and Azure does not let the two</w:t>
       </w:r>
     </w:p>
     <w:p>
       <w:pPr>
         <w:numPr>
-          <w:ilvl w:val="0"/>
-          <w:numId w:val="1014"/>
-        </w:numPr>
-        <w:pStyle w:val="Compact"/>
-      </w:pPr>
-      <w:r>
-        <w:rPr>
-          <w:bCs/>
-          <w:b/>
-        </w:rPr>
-        <w:t xml:space="preserve">Onboarding a running VM needs a deallocate-or-redeploy step first (CAP-021).</w:t>
-      </w:r>
-      <w:r>
-        <w:t xml:space="preserve"> </w:t>
-      </w:r>
-      <w:r>
-        <w:t xml:space="preserve">To bring an</w:t>
-      </w:r>
-      <w:r>
-        <w:t xml:space="preserve"> </w:t>
-      </w:r>
-      <w:r>
-        <w:t xml:space="preserve">existing running VM under the reservation model, it must first be placed into an availability zone.</w:t>
-      </w:r>
-      <w:r>
-        <w:t xml:space="preserve"> </w:t>
-      </w:r>
-      <w:r>
-        <w:t xml:space="preserve">That means either</w:t>
-      </w:r>
-      <w:r>
-        <w:t xml:space="preserve"> </w:t>
-      </w:r>
-      <w:r>
-        <w:rPr>
-          <w:bCs/>
-          <w:b/>
-        </w:rPr>
-        <w:t xml:space="preserve">deallocating</w:t>
-      </w:r>
-      <w:r>
-        <w:t xml:space="preserve"> </w:t>
-      </w:r>
-      <w:r>
-        <w:t xml:space="preserve">it and restarting it into a zone, or</w:t>
-      </w:r>
-      <w:r>
-        <w:t xml:space="preserve"> </w:t>
-      </w:r>
-      <w:r>
-        <w:rPr>
-          <w:bCs/>
-          <w:b/>
-        </w:rPr>
-        <w:t xml:space="preserve">redeploying</w:t>
-      </w:r>
-      <w:r>
-        <w:t xml:space="preserve"> </w:t>
-      </w:r>
-      <w:r>
-        <w:t xml:space="preserve">it to a</w:t>
-      </w:r>
-      <w:r>
-        <w:t xml:space="preserve"> </w:t>
-      </w:r>
-      <w:r>
-        <w:t xml:space="preserve">zone. ACRME treats this as an onboarding</w:t>
-      </w:r>
-      <w:r>
-        <w:t xml:space="preserve"> </w:t>
-      </w:r>
-      <w:r>
-        <w:rPr>
-          <w:bCs/>
-          <w:b/>
-        </w:rPr>
-        <w:t xml:space="preserve">precondition</w:t>
-      </w:r>
-      <w:r>
-        <w:t xml:space="preserve">: until the VM is zone-aligned, it cannot</w:t>
-      </w:r>
-      <w:r>
-        <w:t xml:space="preserve"> </w:t>
-      </w:r>
-      <w:r>
-        <w:t xml:space="preserve">join a per-AZ CRG. The engine records this precondition state so operators know exactly what step is</w:t>
-      </w:r>
-      <w:r>
-        <w:t xml:space="preserve"> </w:t>
-      </w:r>
-      <w:r>
-        <w:t xml:space="preserve">outstanding.</w:t>
-      </w:r>
-    </w:p>
-    <w:p>
-      <w:pPr>
-        <w:pStyle w:val="FirstParagraph"/>
-      </w:pPr>
-      <w:r>
-        <w:t xml:space="preserve">Both facts are captured in a</w:t>
-      </w:r>
-      <w:r>
-        <w:t xml:space="preserve"> </w:t>
-      </w:r>
-      <w:r>
-        <w:rPr>
-          <w:rStyle w:val="VerbatimChar"/>
-        </w:rPr>
-        <w:t xml:space="preserve">ReservationEligibility</w:t>
-      </w:r>
-      <w:r>
-        <w:t xml:space="preserve"> </w:t>
-      </w:r>
-      <w:r>
-        <w:t xml:space="preserve">record (the reason it is or isn’t eligible, and</w:t>
-      </w:r>
-      <w:r>
-        <w:t xml:space="preserve"> </w:t>
-      </w:r>
-      <w:r>
-        <w:t xml:space="preserve">the onboarding precondition status).</w:t>
-      </w:r>
-    </w:p>
-    <w:bookmarkEnd w:id="79"/>
-    <w:bookmarkStart w:id="80" w:name="X7024fdb44ecb4add358adc867993bf25efc3c78"/>
-    <w:p>
-      <w:pPr>
-        <w:pStyle w:val="Heading4"/>
-      </w:pPr>
-      <w:r>
-        <w:t xml:space="preserve">5.11.2 Reservations start at zero — the seed matrix (CAP-022)</w:t>
-      </w:r>
-    </w:p>
-    <w:p>
-      <w:pPr>
-        <w:pStyle w:val="FirstParagraph"/>
-      </w:pPr>
-      <w:r>
-        <w:t xml:space="preserve">ACRME does</w:t>
-      </w:r>
-      <w:r>
-        <w:t xml:space="preserve"> </w:t>
-      </w:r>
-      <w:r>
-        <w:rPr>
-          <w:bCs/>
-          <w:b/>
-        </w:rPr>
-        <w:t xml:space="preserve">not</w:t>
-      </w:r>
-      <w:r>
-        <w:t xml:space="preserve"> </w:t>
-      </w:r>
-      <w:r>
-        <w:t xml:space="preserve">guess how much capacity each product will need. Instead it starts from a</w:t>
-      </w:r>
-      <w:r>
-        <w:t xml:space="preserve"> </w:t>
-      </w:r>
-      <w:r>
-        <w:rPr>
-          <w:bCs/>
-          <w:b/>
-        </w:rPr>
-        <w:t xml:space="preserve">seed matrix</w:t>
-      </w:r>
-      <w:r>
-        <w:t xml:space="preserve">: a table of every</w:t>
-      </w:r>
-      <w:r>
-        <w:t xml:space="preserve"> </w:t>
-      </w:r>
-      <w:r>
-        <w:rPr>
-          <w:bCs/>
-          <w:b/>
-        </w:rPr>
-        <w:t xml:space="preserve">eligible SKU × availability zone</w:t>
-      </w:r>
-      <w:r>
-        <w:t xml:space="preserve"> </w:t>
-      </w:r>
-      <w:r>
-        <w:t xml:space="preserve">combination, each initialised</w:t>
-      </w:r>
-      <w:r>
-        <w:t xml:space="preserve"> </w:t>
-      </w:r>
-      <w:r>
-        <w:t xml:space="preserve">with a reserved count of</w:t>
-      </w:r>
-      <w:r>
-        <w:t xml:space="preserve"> </w:t>
-      </w:r>
-      <w:r>
-        <w:rPr>
-          <w:bCs/>
-          <w:b/>
-        </w:rPr>
-        <w:t xml:space="preserve">0</w:t>
-      </w:r>
-      <w:r>
-        <w:t xml:space="preserve">. These zero-count entries are called</w:t>
-      </w:r>
-      <w:r>
-        <w:t xml:space="preserve"> </w:t>
-      </w:r>
-      <w:r>
-        <w:rPr>
-          <w:bCs/>
-          <w:b/>
-        </w:rPr>
-        <w:t xml:space="preserve">seed reservations</w:t>
-      </w:r>
-      <w:r>
-        <w:t xml:space="preserve"> </w:t>
-      </w:r>
-      <w:r>
-        <w:t xml:space="preserve">— governed</w:t>
-      </w:r>
-      <w:r>
-        <w:t xml:space="preserve"> </w:t>
-      </w:r>
-      <w:r>
-        <w:t xml:space="preserve">placeholders that say</w:t>
-      </w:r>
-      <w:r>
-        <w:t xml:space="preserve"> </w:t>
-      </w:r>
-      <w:r>
-        <w:t xml:space="preserve">“</w:t>
-      </w:r>
-      <w:r>
-        <w:t xml:space="preserve">this SKU is allowed in this zone</w:t>
-      </w:r>
-      <w:r>
-        <w:t xml:space="preserve">”</w:t>
-      </w:r>
-      <w:r>
-        <w:t xml:space="preserve"> </w:t>
-      </w:r>
-      <w:r>
-        <w:t xml:space="preserve">without reserving anything yet.</w:t>
-      </w:r>
-    </w:p>
-    <w:p>
-      <w:pPr>
-        <w:numPr>
-          <w:ilvl w:val="0"/>
+          <w:ilvl w:val="1"/>
           <w:numId w:val="1016"/>
         </w:numPr>
         <w:pStyle w:val="Compact"/>
       </w:pPr>
       <w:r>
-        <w:t xml:space="preserve">A seed reservation only grows above 0 when the</w:t>
-      </w:r>
-      <w:r>
-        <w:t xml:space="preserve"> </w:t>
-      </w:r>
-      <w:r>
-        <w:rPr>
-          <w:bCs/>
-          <w:b/>
-        </w:rPr>
-        <w:t xml:space="preserve">product team’s budget governance</w:t>
-      </w:r>
-      <w:r>
-        <w:t xml:space="preserve"> </w:t>
-      </w:r>
-      <w:r>
-        <w:t xml:space="preserve">approves it.</w:t>
-      </w:r>
-      <w:r>
-        <w:t xml:space="preserve"> </w:t>
-      </w:r>
-      <w:r>
-        <w:t xml:space="preserve">Capacity costs money, so the product team owns the decision to fund it. This extends the existing</w:t>
-      </w:r>
-      <w:r>
-        <w:t xml:space="preserve"> </w:t>
-      </w:r>
-      <w:r>
-        <w:t xml:space="preserve">seed model (CAP-009).</w:t>
+        <w:t xml:space="preserve">In plain terms: if a workload is in an Availability Set, ACRME will not try to reserve capacity</w:t>
+      </w:r>
+      <w:r>
+        <w:t xml:space="preserve"> </w:t>
+      </w:r>
+      <w:r>
+        <w:t xml:space="preserve">for it — it flags it as ineligible with the reason recorded.</w:t>
       </w:r>
     </w:p>
     <w:p>
       <w:pPr>
         <w:numPr>
           <w:ilvl w:val="0"/>
-          <w:numId w:val="1016"/>
+          <w:numId w:val="1015"/>
         </w:numPr>
         <w:pStyle w:val="Compact"/>
       </w:pPr>
       <w:r>
-        <w:t xml:space="preserve">Because the matrix begins at 0, there is no speculative spend — capacity is reserved only when a</w:t>
-      </w:r>
-      <w:r>
-        <w:t xml:space="preserve"> </w:t>
-      </w:r>
-      <w:r>
-        <w:t xml:space="preserve">real, funded need appears.</w:t>
+        <w:rPr>
+          <w:bCs/>
+          <w:b/>
+        </w:rPr>
+        <w:t xml:space="preserve">Onboarding a running VM needs a deallocate-or-redeploy step first (CAP-021).</w:t>
+      </w:r>
+      <w:r>
+        <w:t xml:space="preserve"> </w:t>
+      </w:r>
+      <w:r>
+        <w:t xml:space="preserve">To bring an</w:t>
+      </w:r>
+      <w:r>
+        <w:t xml:space="preserve"> </w:t>
+      </w:r>
+      <w:r>
+        <w:t xml:space="preserve">existing running VM under the reservation model, it must first be placed into an availability zone.</w:t>
+      </w:r>
+      <w:r>
+        <w:t xml:space="preserve"> </w:t>
+      </w:r>
+      <w:r>
+        <w:t xml:space="preserve">That means either</w:t>
+      </w:r>
+      <w:r>
+        <w:t xml:space="preserve"> </w:t>
+      </w:r>
+      <w:r>
+        <w:rPr>
+          <w:bCs/>
+          <w:b/>
+        </w:rPr>
+        <w:t xml:space="preserve">deallocating</w:t>
+      </w:r>
+      <w:r>
+        <w:t xml:space="preserve"> </w:t>
+      </w:r>
+      <w:r>
+        <w:t xml:space="preserve">it and restarting it into a zone, or</w:t>
+      </w:r>
+      <w:r>
+        <w:t xml:space="preserve"> </w:t>
+      </w:r>
+      <w:r>
+        <w:rPr>
+          <w:bCs/>
+          <w:b/>
+        </w:rPr>
+        <w:t xml:space="preserve">redeploying</w:t>
+      </w:r>
+      <w:r>
+        <w:t xml:space="preserve"> </w:t>
+      </w:r>
+      <w:r>
+        <w:t xml:space="preserve">it to a</w:t>
+      </w:r>
+      <w:r>
+        <w:t xml:space="preserve"> </w:t>
+      </w:r>
+      <w:r>
+        <w:t xml:space="preserve">zone. ACRME treats this as an onboarding</w:t>
+      </w:r>
+      <w:r>
+        <w:t xml:space="preserve"> </w:t>
+      </w:r>
+      <w:r>
+        <w:rPr>
+          <w:bCs/>
+          <w:b/>
+        </w:rPr>
+        <w:t xml:space="preserve">precondition</w:t>
+      </w:r>
+      <w:r>
+        <w:t xml:space="preserve">: until the VM is zone-aligned, it cannot</w:t>
+      </w:r>
+      <w:r>
+        <w:t xml:space="preserve"> </w:t>
+      </w:r>
+      <w:r>
+        <w:t xml:space="preserve">join the zonal reservation for that zone. The engine records this precondition state so operators know exactly what step is</w:t>
+      </w:r>
+      <w:r>
+        <w:t xml:space="preserve"> </w:t>
+      </w:r>
+      <w:r>
+        <w:t xml:space="preserve">outstanding.</w:t>
       </w:r>
     </w:p>
     <w:p>
@@ -15302,68 +15416,38 @@
         <w:pStyle w:val="FirstParagraph"/>
       </w:pPr>
       <w:r>
-        <w:t xml:space="preserve">A</w:t>
-      </w:r>
-      <w:r>
-        <w:t xml:space="preserve"> </w:t>
-      </w:r>
-      <w:r>
-        <w:rPr>
-          <w:rStyle w:val="VerbatimChar"/>
-        </w:rPr>
-        <w:t xml:space="preserve">SeedMatrixEntry</w:t>
-      </w:r>
-      <w:r>
-        <w:t xml:space="preserve"> </w:t>
-      </w:r>
-      <w:r>
-        <w:t xml:space="preserve">records the SKU, zone, environment, current count, and governance status. A</w:t>
-      </w:r>
-      <w:r>
-        <w:t xml:space="preserve"> </w:t>
-      </w:r>
-      <w:r>
-        <w:t xml:space="preserve">reservation is tagged</w:t>
-      </w:r>
-      <w:r>
-        <w:t xml:space="preserve"> </w:t>
-      </w:r>
-      <w:r>
-        <w:rPr>
-          <w:rStyle w:val="VerbatimChar"/>
-        </w:rPr>
-        <w:t xml:space="preserve">SEED</w:t>
-      </w:r>
-      <w:r>
-        <w:t xml:space="preserve"> </w:t>
-      </w:r>
-      <w:r>
-        <w:t xml:space="preserve">(still at/for the placeholder) or</w:t>
-      </w:r>
-      <w:r>
-        <w:t xml:space="preserve"> </w:t>
-      </w:r>
-      <w:r>
-        <w:rPr>
-          <w:rStyle w:val="VerbatimChar"/>
-        </w:rPr>
-        <w:t xml:space="preserve">ACTIVE</w:t>
-      </w:r>
-      <w:r>
-        <w:t xml:space="preserve"> </w:t>
-      </w:r>
-      <w:r>
-        <w:t xml:space="preserve">(funded and holding capacity).</w:t>
-      </w:r>
-    </w:p>
-    <w:bookmarkEnd w:id="80"/>
-    <w:bookmarkStart w:id="81" w:name="Xd40c0bc5b6dda958376c2197f240bcb27ff8ce8"/>
+        <w:t xml:space="preserve">Both facts are captured in a</w:t>
+      </w:r>
+      <w:r>
+        <w:t xml:space="preserve"> </w:t>
+      </w:r>
+      <w:r>
+        <w:rPr>
+          <w:rStyle w:val="VerbatimChar"/>
+        </w:rPr>
+        <w:t xml:space="preserve">ReservationEligibility</w:t>
+      </w:r>
+      <w:r>
+        <w:t xml:space="preserve"> </w:t>
+      </w:r>
+      <w:r>
+        <w:t xml:space="preserve">record (the reason it is or isn’t eligible, and</w:t>
+      </w:r>
+      <w:r>
+        <w:t xml:space="preserve"> </w:t>
+      </w:r>
+      <w:r>
+        <w:t xml:space="preserve">the onboarding precondition status).</w:t>
+      </w:r>
+    </w:p>
+    <w:bookmarkEnd w:id="79"/>
+    <w:bookmarkStart w:id="80" w:name="X7024fdb44ecb4add358adc867993bf25efc3c78"/>
     <w:p>
       <w:pPr>
         <w:pStyle w:val="Heading4"/>
       </w:pPr>
       <w:r>
-        <w:t xml:space="preserve">5.11.3 One regional CRG plus one CRG per zone (CAP-023)</w:t>
+        <w:t xml:space="preserve">5.11.2 Reservations start at zero — the seed matrix (CAP-022)</w:t>
       </w:r>
     </w:p>
     <w:p>
@@ -15371,39 +15455,111 @@
         <w:pStyle w:val="FirstParagraph"/>
       </w:pPr>
       <w:r>
-        <w:t xml:space="preserve">Earlier sections described three CRGs per region (Prod, NonProd, DR). v2.4 makes the</w:t>
-      </w:r>
-      <w:r>
-        <w:t xml:space="preserve"> </w:t>
-      </w:r>
-      <w:r>
-        <w:rPr>
-          <w:bCs/>
-          <w:b/>
-        </w:rPr>
-        <w:t xml:space="preserve">zonal</w:t>
-      </w:r>
-      <w:r>
-        <w:t xml:space="preserve"> </w:t>
-      </w:r>
-      <w:r>
-        <w:t xml:space="preserve">structure explicit:</w:t>
-      </w:r>
-      <w:r>
-        <w:t xml:space="preserve"> </w:t>
-      </w:r>
-      <w:r>
-        <w:rPr>
-          <w:bCs/>
-          <w:b/>
-        </w:rPr>
-        <w:t xml:space="preserve">each environment</w:t>
-      </w:r>
-      <w:r>
-        <w:t xml:space="preserve"> </w:t>
-      </w:r>
-      <w:r>
-        <w:t xml:space="preserve">gets</w:t>
+        <w:t xml:space="preserve">ACRME does</w:t>
+      </w:r>
+      <w:r>
+        <w:t xml:space="preserve"> </w:t>
+      </w:r>
+      <w:r>
+        <w:rPr>
+          <w:bCs/>
+          <w:b/>
+        </w:rPr>
+        <w:t xml:space="preserve">not</w:t>
+      </w:r>
+      <w:r>
+        <w:t xml:space="preserve"> </w:t>
+      </w:r>
+      <w:r>
+        <w:t xml:space="preserve">guess how much capacity each product will need. Instead it starts from a</w:t>
+      </w:r>
+      <w:r>
+        <w:t xml:space="preserve"> </w:t>
+      </w:r>
+      <w:r>
+        <w:rPr>
+          <w:bCs/>
+          <w:b/>
+        </w:rPr>
+        <w:t xml:space="preserve">seed matrix</w:t>
+      </w:r>
+      <w:r>
+        <w:t xml:space="preserve">: a table of every</w:t>
+      </w:r>
+      <w:r>
+        <w:t xml:space="preserve"> </w:t>
+      </w:r>
+      <w:r>
+        <w:rPr>
+          <w:bCs/>
+          <w:b/>
+        </w:rPr>
+        <w:t xml:space="preserve">eligible SKU × availability zone</w:t>
+      </w:r>
+      <w:r>
+        <w:t xml:space="preserve"> </w:t>
+      </w:r>
+      <w:r>
+        <w:t xml:space="preserve">combination, each initialised</w:t>
+      </w:r>
+      <w:r>
+        <w:t xml:space="preserve"> </w:t>
+      </w:r>
+      <w:r>
+        <w:t xml:space="preserve">with a reserved count of</w:t>
+      </w:r>
+      <w:r>
+        <w:t xml:space="preserve"> </w:t>
+      </w:r>
+      <w:r>
+        <w:rPr>
+          <w:bCs/>
+          <w:b/>
+        </w:rPr>
+        <w:t xml:space="preserve">0</w:t>
+      </w:r>
+      <w:r>
+        <w:t xml:space="preserve">. These zero-count entries are called</w:t>
+      </w:r>
+      <w:r>
+        <w:t xml:space="preserve"> </w:t>
+      </w:r>
+      <w:r>
+        <w:rPr>
+          <w:bCs/>
+          <w:b/>
+        </w:rPr>
+        <w:t xml:space="preserve">seed reservations</w:t>
+      </w:r>
+      <w:r>
+        <w:t xml:space="preserve"> </w:t>
+      </w:r>
+      <w:r>
+        <w:t xml:space="preserve">— governed</w:t>
+      </w:r>
+      <w:r>
+        <w:t xml:space="preserve"> </w:t>
+      </w:r>
+      <w:r>
+        <w:t xml:space="preserve">placeholders that say</w:t>
+      </w:r>
+      <w:r>
+        <w:t xml:space="preserve"> </w:t>
+      </w:r>
+      <w:r>
+        <w:t xml:space="preserve">“</w:t>
+      </w:r>
+      <w:r>
+        <w:t xml:space="preserve">this SKU is allowed in this zone</w:t>
+      </w:r>
+      <w:r>
+        <w:t xml:space="preserve">”</w:t>
+      </w:r>
+      <w:r>
+        <w:t xml:space="preserve"> </w:t>
+      </w:r>
+      <w:r>
+        <w:t xml:space="preserve">without reserving anything yet.</w:t>
       </w:r>
     </w:p>
     <w:p>
@@ -15415,29 +15571,35 @@
         <w:pStyle w:val="Compact"/>
       </w:pPr>
       <w:r>
-        <w:rPr>
-          <w:bCs/>
-          <w:b/>
-        </w:rPr>
-        <w:t xml:space="preserve">one regional CRG</w:t>
-      </w:r>
-      <w:r>
-        <w:t xml:space="preserve"> </w:t>
-      </w:r>
-      <w:r>
-        <w:t xml:space="preserve">(named</w:t>
-      </w:r>
-      <w:r>
-        <w:t xml:space="preserve"> </w:t>
-      </w:r>
-      <w:r>
-        <w:rPr>
-          <w:rStyle w:val="VerbatimChar"/>
-        </w:rPr>
-        <w:t xml:space="preserve">crg-&lt;env&gt;-&lt;region&gt;-reg</w:t>
-      </w:r>
-      <w:r>
-        <w:t xml:space="preserve">), plus</w:t>
+        <w:t xml:space="preserve">A seed reservation only grows above 0 when the</w:t>
+      </w:r>
+      <w:r>
+        <w:t xml:space="preserve"> </w:t>
+      </w:r>
+      <w:r>
+        <w:rPr>
+          <w:bCs/>
+          <w:b/>
+        </w:rPr>
+        <w:t xml:space="preserve">product team’s budget governance</w:t>
+      </w:r>
+      <w:r>
+        <w:t xml:space="preserve"> </w:t>
+      </w:r>
+      <w:r>
+        <w:t xml:space="preserve">approves it.</w:t>
+      </w:r>
+      <w:r>
+        <w:t xml:space="preserve"> </w:t>
+      </w:r>
+      <w:r>
+        <w:t xml:space="preserve">Capacity costs money, so the product team owns the decision to fund it. This extends the existing</w:t>
+      </w:r>
+      <w:r>
+        <w:t xml:space="preserve"> </w:t>
+      </w:r>
+      <w:r>
+        <w:t xml:space="preserve">seed model (CAP-009).</w:t>
       </w:r>
     </w:p>
     <w:p>
@@ -15449,50 +15611,13 @@
         <w:pStyle w:val="Compact"/>
       </w:pPr>
       <w:r>
-        <w:rPr>
-          <w:bCs/>
-          <w:b/>
-        </w:rPr>
-        <w:t xml:space="preserve">one CRG per availability zone</w:t>
-      </w:r>
-      <w:r>
-        <w:t xml:space="preserve"> </w:t>
-      </w:r>
-      <w:r>
-        <w:t xml:space="preserve">(</w:t>
-      </w:r>
-      <w:r>
-        <w:rPr>
-          <w:rStyle w:val="VerbatimChar"/>
-        </w:rPr>
-        <w:t xml:space="preserve">az1</w:t>
-      </w:r>
-      <w:r>
-        <w:t xml:space="preserve">,</w:t>
-      </w:r>
-      <w:r>
-        <w:t xml:space="preserve"> </w:t>
-      </w:r>
-      <w:r>
-        <w:rPr>
-          <w:rStyle w:val="VerbatimChar"/>
-        </w:rPr>
-        <w:t xml:space="preserve">az2</w:t>
-      </w:r>
-      <w:r>
-        <w:t xml:space="preserve">,</w:t>
-      </w:r>
-      <w:r>
-        <w:t xml:space="preserve"> </w:t>
-      </w:r>
-      <w:r>
-        <w:rPr>
-          <w:rStyle w:val="VerbatimChar"/>
-        </w:rPr>
-        <w:t xml:space="preserve">az3</w:t>
-      </w:r>
-      <w:r>
-        <w:t xml:space="preserve">).</w:t>
+        <w:t xml:space="preserve">Because the matrix begins at 0, there is no speculative spend — capacity is reserved only when a</w:t>
+      </w:r>
+      <w:r>
+        <w:t xml:space="preserve"> </w:t>
+      </w:r>
+      <w:r>
+        <w:t xml:space="preserve">real, funded need appears.</w:t>
       </w:r>
     </w:p>
     <w:p>
@@ -15500,32 +15625,225 @@
         <w:pStyle w:val="FirstParagraph"/>
       </w:pPr>
       <w:r>
-        <w:t xml:space="preserve">This lets ACRME hold and size reservations</w:t>
-      </w:r>
-      <w:r>
-        <w:t xml:space="preserve"> </w:t>
-      </w:r>
-      <w:r>
-        <w:rPr>
-          <w:bCs/>
-          <w:b/>
-        </w:rPr>
-        <w:t xml:space="preserve">per zone</w:t>
-      </w:r>
-      <w:r>
-        <w:t xml:space="preserve">, which is what makes the even-distribution</w:t>
-      </w:r>
-      <w:r>
-        <w:t xml:space="preserve"> </w:t>
-      </w:r>
-      <w:r>
-        <w:t xml:space="preserve">target below meaningful. All names are produced by the deterministic naming convention (OPS-006, see</w:t>
-      </w:r>
-      <w:r>
-        <w:t xml:space="preserve"> </w:t>
-      </w:r>
-      <w:r>
-        <w:t xml:space="preserve">Section 5.11.6).</w:t>
+        <w:t xml:space="preserve">A</w:t>
+      </w:r>
+      <w:r>
+        <w:t xml:space="preserve"> </w:t>
+      </w:r>
+      <w:r>
+        <w:rPr>
+          <w:rStyle w:val="VerbatimChar"/>
+        </w:rPr>
+        <w:t xml:space="preserve">SeedMatrixEntry</w:t>
+      </w:r>
+      <w:r>
+        <w:t xml:space="preserve"> </w:t>
+      </w:r>
+      <w:r>
+        <w:t xml:space="preserve">records the SKU, zone, environment, current count, and governance status. A</w:t>
+      </w:r>
+      <w:r>
+        <w:t xml:space="preserve"> </w:t>
+      </w:r>
+      <w:r>
+        <w:t xml:space="preserve">reservation is tagged</w:t>
+      </w:r>
+      <w:r>
+        <w:t xml:space="preserve"> </w:t>
+      </w:r>
+      <w:r>
+        <w:rPr>
+          <w:rStyle w:val="VerbatimChar"/>
+        </w:rPr>
+        <w:t xml:space="preserve">SEED</w:t>
+      </w:r>
+      <w:r>
+        <w:t xml:space="preserve"> </w:t>
+      </w:r>
+      <w:r>
+        <w:t xml:space="preserve">(still at/for the placeholder) or</w:t>
+      </w:r>
+      <w:r>
+        <w:t xml:space="preserve"> </w:t>
+      </w:r>
+      <w:r>
+        <w:rPr>
+          <w:rStyle w:val="VerbatimChar"/>
+        </w:rPr>
+        <w:t xml:space="preserve">ACTIVE</w:t>
+      </w:r>
+      <w:r>
+        <w:t xml:space="preserve"> </w:t>
+      </w:r>
+      <w:r>
+        <w:t xml:space="preserve">(funded and holding capacity).</w:t>
+      </w:r>
+    </w:p>
+    <w:bookmarkEnd w:id="80"/>
+    <w:bookmarkStart w:id="81" w:name="one-zonal-group-per-environment-cap-023"/>
+    <w:p>
+      <w:pPr>
+        <w:pStyle w:val="Heading4"/>
+      </w:pPr>
+      <w:r>
+        <w:t xml:space="preserve">5.11.3 One zonal group per environment (CAP-023)</w:t>
+      </w:r>
+    </w:p>
+    <w:p>
+      <w:pPr>
+        <w:pStyle w:val="FirstParagraph"/>
+      </w:pPr>
+      <w:r>
+        <w:t xml:space="preserve">Earlier sections described three CRGs per region (Prod, NonProd, DR). v2.5 states how those groups</w:t>
+      </w:r>
+      <w:r>
+        <w:t xml:space="preserve"> </w:t>
+      </w:r>
+      <w:r>
+        <w:t xml:space="preserve">are built inside Azure.</w:t>
+      </w:r>
+    </w:p>
+    <w:p>
+      <w:pPr>
+        <w:pStyle w:val="BodyText"/>
+      </w:pPr>
+      <w:r>
+        <w:t xml:space="preserve">Each environment gets</w:t>
+      </w:r>
+      <w:r>
+        <w:t xml:space="preserve"> </w:t>
+      </w:r>
+      <w:r>
+        <w:rPr>
+          <w:bCs/>
+          <w:b/>
+        </w:rPr>
+        <w:t xml:space="preserve">one zonal Capacity Reservation Group</w:t>
+      </w:r>
+      <w:r>
+        <w:t xml:space="preserve">. The region’s zones are set when the</w:t>
+      </w:r>
+      <w:r>
+        <w:t xml:space="preserve"> </w:t>
+      </w:r>
+      <w:r>
+        <w:t xml:space="preserve">group is created and cannot be added later. Inside the group, ACRME keeps</w:t>
+      </w:r>
+      <w:r>
+        <w:t xml:space="preserve"> </w:t>
+      </w:r>
+      <w:r>
+        <w:rPr>
+          <w:bCs/>
+          <w:b/>
+        </w:rPr>
+        <w:t xml:space="preserve">one reservation per VM</w:t>
+      </w:r>
+      <w:r>
+        <w:rPr>
+          <w:bCs/>
+          <w:b/>
+        </w:rPr>
+        <w:t xml:space="preserve"> </w:t>
+      </w:r>
+      <w:r>
+        <w:rPr>
+          <w:bCs/>
+          <w:b/>
+        </w:rPr>
+        <w:t xml:space="preserve">size per zone</w:t>
+      </w:r>
+      <w:r>
+        <w:t xml:space="preserve">. Capacity reserved in zone 1 is not available in zone 2. A separate group per zone</w:t>
+      </w:r>
+      <w:r>
+        <w:t xml:space="preserve"> </w:t>
+      </w:r>
+      <w:r>
+        <w:t xml:space="preserve">is allowed when a smaller blast radius is wanted; Azure does not require it, because the reservation</w:t>
+      </w:r>
+      <w:r>
+        <w:t xml:space="preserve"> </w:t>
+      </w:r>
+      <w:r>
+        <w:t xml:space="preserve">itself is already per zone.</w:t>
+      </w:r>
+    </w:p>
+    <w:p>
+      <w:pPr>
+        <w:pStyle w:val="BodyText"/>
+      </w:pPr>
+      <w:r>
+        <w:t xml:space="preserve">A group created</w:t>
+      </w:r>
+      <w:r>
+        <w:t xml:space="preserve"> </w:t>
+      </w:r>
+      <w:r>
+        <w:rPr>
+          <w:bCs/>
+          <w:b/>
+        </w:rPr>
+        <w:t xml:space="preserve">without zones</w:t>
+      </w:r>
+      <w:r>
+        <w:t xml:space="preserve"> </w:t>
+      </w:r>
+      <w:r>
+        <w:t xml:space="preserve">is not a region-wide pool. Azure picks one zone when the first</w:t>
+      </w:r>
+      <w:r>
+        <w:t xml:space="preserve"> </w:t>
+      </w:r>
+      <w:r>
+        <w:t xml:space="preserve">reservation is created, and every VM in that group has to be deployed without a zone. Zonal and</w:t>
+      </w:r>
+      <w:r>
+        <w:t xml:space="preserve"> </w:t>
+      </w:r>
+      <w:r>
+        <w:t xml:space="preserve">non-zonal reservations cannot sit in the same group. The</w:t>
+      </w:r>
+      <w:r>
+        <w:t xml:space="preserve"> </w:t>
+      </w:r>
+      <w:r>
+        <w:rPr>
+          <w:rStyle w:val="VerbatimChar"/>
+        </w:rPr>
+        <w:t xml:space="preserve">reg</w:t>
+      </w:r>
+      <w:r>
+        <w:t xml:space="preserve"> </w:t>
+      </w:r>
+      <w:r>
+        <w:t xml:space="preserve">name is only for a SKU that cannot</w:t>
+      </w:r>
+      <w:r>
+        <w:t xml:space="preserve"> </w:t>
+      </w:r>
+      <w:r>
+        <w:t xml:space="preserve">take a zonal reservation, and the pinned zone is recorded.</w:t>
+      </w:r>
+    </w:p>
+    <w:p>
+      <w:pPr>
+        <w:pStyle w:val="BodyText"/>
+      </w:pPr>
+      <w:r>
+        <w:t xml:space="preserve">Names still come from the naming convention (OPS-006). The default name is</w:t>
+      </w:r>
+      <w:r>
+        <w:t xml:space="preserve"> </w:t>
+      </w:r>
+      <w:r>
+        <w:rPr>
+          <w:rStyle w:val="VerbatimChar"/>
+        </w:rPr>
+        <w:t xml:space="preserve">crg-&lt;env&gt;-&lt;region&gt;-zonal</w:t>
+      </w:r>
+      <w:r>
+        <w:t xml:space="preserve">.</w:t>
       </w:r>
     </w:p>
     <w:bookmarkEnd w:id="81"/>
@@ -15887,13 +16205,13 @@
         <w:pStyle w:val="FirstParagraph"/>
       </w:pPr>
       <w:r>
-        <w:t xml:space="preserve">Even distribution bounds how exposed a workload is if a single zone fails, and it keeps the per-AZ</w:t>
-      </w:r>
-      <w:r>
-        <w:t xml:space="preserve"> </w:t>
-      </w:r>
-      <w:r>
-        <w:t xml:space="preserve">CRGs (5.11.3) balanced. (Formal version: Appendix A.9.)</w:t>
+        <w:t xml:space="preserve">Even distribution bounds how exposed a workload is if a single zone fails, and it keeps the per-zone</w:t>
+      </w:r>
+      <w:r>
+        <w:t xml:space="preserve"> </w:t>
+      </w:r>
+      <w:r>
+        <w:t xml:space="preserve">reservations (5.11.3) balanced. (Formal version: Appendix A.9.)</w:t>
       </w:r>
     </w:p>
     <w:bookmarkEnd w:id="83"/>
@@ -15949,7 +16267,40 @@
         <w:t xml:space="preserve"> </w:t>
       </w:r>
       <w:r>
-        <w:t xml:space="preserve">that guarantees uniqueness. In plain terms: given the</w:t>
+        <w:t xml:space="preserve">that guarantees uniqueness. v2.5 names the default</w:t>
+      </w:r>
+      <w:r>
+        <w:t xml:space="preserve"> </w:t>
+      </w:r>
+      <w:r>
+        <w:t xml:space="preserve">group</w:t>
+      </w:r>
+      <w:r>
+        <w:t xml:space="preserve"> </w:t>
+      </w:r>
+      <w:r>
+        <w:rPr>
+          <w:rStyle w:val="VerbatimChar"/>
+        </w:rPr>
+        <w:t xml:space="preserve">crg-&lt;env&gt;-&lt;region&gt;-zonal</w:t>
+      </w:r>
+      <w:r>
+        <w:t xml:space="preserve">.</w:t>
+      </w:r>
+      <w:r>
+        <w:t xml:space="preserve"> </w:t>
+      </w:r>
+      <w:r>
+        <w:rPr>
+          <w:rStyle w:val="VerbatimChar"/>
+        </w:rPr>
+        <w:t xml:space="preserve">reg</w:t>
+      </w:r>
+      <w:r>
+        <w:t xml:space="preserve"> </w:t>
+      </w:r>
+      <w:r>
+        <w:t xml:space="preserve">is only the no-zone exception. In plain terms: given the</w:t>
       </w:r>
       <w:r>
         <w:t xml:space="preserve"> </w:t>
@@ -21552,6 +21903,9 @@
     <w:abstractNumId w:val="991"/>
   </w:num>
   <w:num w:numId="1012">
+    <w:abstractNumId w:val="991"/>
+  </w:num>
+  <w:num w:numId="1013">
     <w:abstractNumId w:val="99411"/>
     <w:lvlOverride w:ilvl="0">
       <w:startOverride w:val="1"/>
@@ -21581,13 +21935,13 @@
       <w:startOverride w:val="1"/>
     </w:lvlOverride>
   </w:num>
-  <w:num w:numId="1013">
-    <w:abstractNumId w:val="991"/>
-  </w:num>
   <w:num w:numId="1014">
     <w:abstractNumId w:val="991"/>
   </w:num>
   <w:num w:numId="1015">
+    <w:abstractNumId w:val="991"/>
+  </w:num>
+  <w:num w:numId="1016">
     <w:abstractNumId w:val="99511009"/>
     <w:lvlOverride w:ilvl="0">
       <w:startOverride w:val="1009"/>
@@ -21616,9 +21970,6 @@
     <w:lvlOverride w:ilvl="8">
       <w:startOverride w:val="1009"/>
     </w:lvlOverride>
-  </w:num>
-  <w:num w:numId="1016">
-    <w:abstractNumId w:val="991"/>
   </w:num>
   <w:num w:numId="1017">
     <w:abstractNumId w:val="991"/>
